--- a/questionnaire-for-new-recruits.docx
+++ b/questionnaire-for-new-recruits.docx
@@ -10,14 +10,8 @@
         <w:spacing w:before="100" w:beforeAutospacing="1" w:after="100" w:afterAutospacing="1" w:line="240" w:lineRule="auto"/>
         <w:ind w:left="720" w:hanging="360"/>
         <w:jc w:val="center"/>
-        <w:rPr>
-          <w:lang w:val="en-US"/>
-        </w:rPr>
-      </w:pPr>
-      <w:r>
-        <w:rPr>
-          <w:lang w:val="en-US"/>
-        </w:rPr>
+      </w:pPr>
+      <w:r>
         <w:t>Questionnaire for New Recruits</w:t>
       </w:r>
     </w:p>
@@ -29,9 +23,6 @@
         <w:spacing w:before="100" w:beforeAutospacing="1" w:after="100" w:afterAutospacing="1" w:line="240" w:lineRule="auto"/>
         <w:ind w:left="720" w:hanging="360"/>
         <w:jc w:val="center"/>
-        <w:rPr>
-          <w:lang w:val="en-US"/>
-        </w:rPr>
       </w:pPr>
     </w:p>
     <w:p>
@@ -42,9 +33,6 @@
         <w:spacing w:before="100" w:beforeAutospacing="1" w:after="100" w:afterAutospacing="1" w:line="240" w:lineRule="auto"/>
         <w:ind w:left="720" w:hanging="360"/>
         <w:jc w:val="center"/>
-        <w:rPr>
-          <w:lang w:val="en-US"/>
-        </w:rPr>
       </w:pPr>
       <w:r>
         <w:rPr>
@@ -79,7 +67,6 @@
         <w:rPr>
           <w:rFonts w:eastAsia="Times New Roman" w:cstheme="minorHAnsi"/>
           <w:kern w:val="0"/>
-          <w:lang w:val="en-US"/>
           <w14:ligatures w14:val="none"/>
         </w:rPr>
         <w:t xml:space="preserve"> </w:t>
@@ -132,7 +119,6 @@
         <w:rPr>
           <w:rFonts w:eastAsia="Times New Roman" w:cstheme="minorHAnsi"/>
           <w:kern w:val="0"/>
-          <w:lang w:val="en-US"/>
           <w14:ligatures w14:val="none"/>
         </w:rPr>
         <w:t xml:space="preserve"> feedback </w:t>
@@ -141,7 +127,6 @@
         <w:rPr>
           <w:rFonts w:eastAsia="Times New Roman" w:cstheme="minorHAnsi"/>
           <w:kern w:val="0"/>
-          <w:lang w:val="en-US"/>
           <w14:ligatures w14:val="none"/>
         </w:rPr>
         <w:t xml:space="preserve">needed </w:t>
@@ -150,7 +135,6 @@
         <w:rPr>
           <w:rFonts w:eastAsia="Times New Roman" w:cstheme="minorHAnsi"/>
           <w:kern w:val="0"/>
-          <w:lang w:val="en-US"/>
           <w14:ligatures w14:val="none"/>
         </w:rPr>
         <w:t xml:space="preserve">received </w:t>
@@ -159,7 +143,6 @@
         <w:rPr>
           <w:rFonts w:eastAsia="Times New Roman" w:cstheme="minorHAnsi"/>
           <w:kern w:val="0"/>
-          <w:lang w:val="en-US"/>
           <w14:ligatures w14:val="none"/>
         </w:rPr>
         <w:t>from your direct manager</w:t>
@@ -168,7 +151,6 @@
         <w:rPr>
           <w:rFonts w:eastAsia="Times New Roman" w:cstheme="minorHAnsi"/>
           <w:kern w:val="0"/>
-          <w:lang w:val="en-US"/>
           <w14:ligatures w14:val="none"/>
         </w:rPr>
         <w:t xml:space="preserve"> related to any</w:t>
@@ -185,7 +167,6 @@
         <w:rPr>
           <w:rFonts w:eastAsia="Times New Roman" w:cstheme="minorHAnsi"/>
           <w:kern w:val="0"/>
-          <w:lang w:val="en-US"/>
           <w14:ligatures w14:val="none"/>
         </w:rPr>
         <w:t>improvements</w:t>
@@ -194,7 +175,6 @@
         <w:rPr>
           <w:rFonts w:eastAsia="Times New Roman" w:cstheme="minorHAnsi"/>
           <w:kern w:val="0"/>
-          <w:lang w:val="en-US"/>
           <w14:ligatures w14:val="none"/>
         </w:rPr>
         <w:t xml:space="preserve"> needed</w:t>
@@ -233,7 +213,6 @@
         <w:rPr>
           <w:rFonts w:eastAsia="Times New Roman" w:cstheme="minorHAnsi"/>
           <w:kern w:val="0"/>
-          <w:lang w:val="en-US"/>
           <w14:ligatures w14:val="none"/>
         </w:rPr>
         <w:t>difficult</w:t>
@@ -266,24 +245,7 @@
           <w:kern w:val="0"/>
           <w14:ligatures w14:val="none"/>
         </w:rPr>
-        <w:t xml:space="preserve">How would you describe your ideal </w:t>
-      </w:r>
-      <w:r>
-        <w:rPr>
-          <w:rFonts w:eastAsia="Times New Roman" w:cstheme="minorHAnsi"/>
-          <w:kern w:val="0"/>
-          <w:lang w:val="en-US"/>
-          <w14:ligatures w14:val="none"/>
-        </w:rPr>
-        <w:t>manager</w:t>
-      </w:r>
-      <w:r>
-        <w:rPr>
-          <w:rFonts w:eastAsia="Times New Roman" w:cstheme="minorHAnsi"/>
-          <w:kern w:val="0"/>
-          <w14:ligatures w14:val="none"/>
-        </w:rPr>
-        <w:t>?</w:t>
+        <w:t>How would you describe your ideal manager?</w:t>
       </w:r>
     </w:p>
     <w:p>
@@ -303,7 +265,6 @@
         <w:rPr>
           <w:rFonts w:eastAsia="Times New Roman" w:cstheme="minorHAnsi"/>
           <w:kern w:val="0"/>
-          <w:lang w:val="en-US"/>
           <w14:ligatures w14:val="none"/>
         </w:rPr>
         <w:t xml:space="preserve">How would you describe your </w:t>
@@ -312,7 +273,6 @@
         <w:rPr>
           <w:rFonts w:eastAsia="Times New Roman" w:cstheme="minorHAnsi"/>
           <w:kern w:val="0"/>
-          <w:lang w:val="en-US"/>
           <w14:ligatures w14:val="none"/>
         </w:rPr>
         <w:t>ideal</w:t>
@@ -321,7 +281,6 @@
         <w:rPr>
           <w:rFonts w:eastAsia="Times New Roman" w:cstheme="minorHAnsi"/>
           <w:kern w:val="0"/>
-          <w:lang w:val="en-US"/>
           <w14:ligatures w14:val="none"/>
         </w:rPr>
         <w:t xml:space="preserve"> company culture</w:t>
@@ -330,7 +289,6 @@
         <w:rPr>
           <w:rFonts w:eastAsia="Times New Roman" w:cstheme="minorHAnsi"/>
           <w:kern w:val="0"/>
-          <w:lang w:val="en-US"/>
           <w14:ligatures w14:val="none"/>
         </w:rPr>
         <w:t>/environment</w:t>
@@ -339,7 +297,6 @@
         <w:rPr>
           <w:rFonts w:eastAsia="Times New Roman" w:cstheme="minorHAnsi"/>
           <w:kern w:val="0"/>
-          <w:lang w:val="en-US"/>
           <w14:ligatures w14:val="none"/>
         </w:rPr>
         <w:t xml:space="preserve">? </w:t>
@@ -348,7 +305,6 @@
         <w:rPr>
           <w:rFonts w:eastAsia="Times New Roman" w:cstheme="minorHAnsi"/>
           <w:kern w:val="0"/>
-          <w:lang w:val="en-US"/>
           <w14:ligatures w14:val="none"/>
         </w:rPr>
         <w:t xml:space="preserve"> </w:t>
@@ -394,16 +350,8 @@
         <w:rPr>
           <w:rStyle w:val="ui-provider"/>
           <w:rFonts w:cstheme="minorHAnsi"/>
-          <w:lang w:val="en-US"/>
-        </w:rPr>
-        <w:t>What are your views about remote work</w:t>
-      </w:r>
-      <w:r>
-        <w:rPr>
-          <w:rStyle w:val="ui-provider"/>
-          <w:rFonts w:cstheme="minorHAnsi"/>
-        </w:rPr>
-        <w:t>?</w:t>
+        </w:rPr>
+        <w:t>What are your views about remote work?</w:t>
       </w:r>
     </w:p>
     <w:p>
@@ -444,56 +392,48 @@
       <w:r>
         <w:rPr>
           <w:rStyle w:val="ui-provider"/>
-          <w:lang w:val="en-US"/>
         </w:rPr>
         <w:t>If</w:t>
       </w:r>
       <w:r>
         <w:rPr>
           <w:rStyle w:val="ui-provider"/>
-          <w:lang w:val="en-US"/>
         </w:rPr>
         <w:t xml:space="preserve"> there is an </w:t>
       </w:r>
       <w:r>
         <w:rPr>
           <w:rStyle w:val="ui-provider"/>
-          <w:lang w:val="en-US"/>
         </w:rPr>
         <w:t>emergency,</w:t>
       </w:r>
       <w:r>
         <w:rPr>
           <w:rStyle w:val="ui-provider"/>
-          <w:lang w:val="en-US"/>
         </w:rPr>
         <w:t xml:space="preserve"> and your direct manager/head of department needs to </w:t>
       </w:r>
       <w:r>
         <w:rPr>
           <w:rStyle w:val="ui-provider"/>
-          <w:lang w:val="en-US"/>
         </w:rPr>
         <w:t xml:space="preserve">contact </w:t>
       </w:r>
       <w:r>
         <w:rPr>
           <w:rStyle w:val="ui-provider"/>
-          <w:lang w:val="en-US"/>
         </w:rPr>
         <w:t>you</w:t>
       </w:r>
       <w:r>
         <w:rPr>
           <w:rStyle w:val="ui-provider"/>
-          <w:lang w:val="en-US"/>
         </w:rPr>
         <w:t xml:space="preserve"> after your working hours or on a weekend, </w:t>
       </w:r>
       <w:r>
         <w:rPr>
           <w:rStyle w:val="ui-provider"/>
-          <w:lang w:val="en-US"/>
         </w:rPr>
         <w:t xml:space="preserve">what is your view on this? </w:t>
       </w:r>
@@ -515,77 +455,66 @@
       <w:r>
         <w:rPr>
           <w:rStyle w:val="ui-provider"/>
-          <w:lang w:val="en-US"/>
         </w:rPr>
         <w:t xml:space="preserve"> </w:t>
       </w:r>
       <w:r>
         <w:rPr>
           <w:rStyle w:val="ui-provider"/>
-          <w:lang w:val="en-US"/>
         </w:rPr>
         <w:t xml:space="preserve">Do you think that </w:t>
       </w:r>
       <w:r>
         <w:rPr>
           <w:rStyle w:val="ui-provider"/>
-          <w:lang w:val="en-US"/>
         </w:rPr>
         <w:t>employees</w:t>
       </w:r>
       <w:r>
         <w:rPr>
           <w:rStyle w:val="ui-provider"/>
-          <w:lang w:val="en-US"/>
         </w:rPr>
         <w:t xml:space="preserve"> should sit with their </w:t>
       </w:r>
       <w:r>
         <w:rPr>
           <w:rStyle w:val="ui-provider"/>
-          <w:lang w:val="en-US"/>
         </w:rPr>
         <w:t xml:space="preserve">respective </w:t>
       </w:r>
       <w:r>
         <w:rPr>
           <w:rStyle w:val="ui-provider"/>
-          <w:lang w:val="en-US"/>
         </w:rPr>
         <w:t>team</w:t>
       </w:r>
       <w:r>
         <w:rPr>
           <w:rStyle w:val="ui-provider"/>
-          <w:lang w:val="en-US"/>
         </w:rPr>
         <w:t xml:space="preserve">/department </w:t>
       </w:r>
       <w:r>
         <w:rPr>
           <w:rStyle w:val="ui-provider"/>
-          <w:lang w:val="en-US"/>
         </w:rPr>
         <w:t>or</w:t>
       </w:r>
       <w:r>
         <w:rPr>
           <w:rStyle w:val="ui-provider"/>
-          <w:lang w:val="en-US"/>
         </w:rPr>
         <w:t xml:space="preserve"> wherever they </w:t>
       </w:r>
       <w:r>
         <w:rPr>
           <w:rStyle w:val="ui-provider"/>
-          <w:lang w:val="en-US"/>
         </w:rPr>
         <w:t>like</w:t>
       </w:r>
       <w:r>
         <w:rPr>
           <w:rStyle w:val="ui-provider"/>
-          <w:lang w:val="en-US"/>
         </w:rPr>
         <w:t xml:space="preserve">? </w:t>
       </w:r>
@@ -606,96 +535,665 @@
       <w:r>
         <w:rPr>
           <w:rStyle w:val="ui-provider"/>
-          <w:lang w:val="en-US"/>
         </w:rPr>
         <w:t xml:space="preserve"> Let</w:t>
       </w:r>
       <w:r>
         <w:rPr>
           <w:rStyle w:val="ui-provider"/>
-          <w:lang w:val="en-US"/>
         </w:rPr>
         <w:t>’s</w:t>
       </w:r>
       <w:r>
         <w:rPr>
           <w:rStyle w:val="ui-provider"/>
-          <w:lang w:val="en-US"/>
         </w:rPr>
         <w:t xml:space="preserve"> say that </w:t>
       </w:r>
       <w:r>
         <w:rPr>
           <w:rStyle w:val="ui-provider"/>
-          <w:lang w:val="en-US"/>
         </w:rPr>
         <w:t>s</w:t>
       </w:r>
       <w:r>
         <w:rPr>
           <w:rStyle w:val="ui-provider"/>
-          <w:lang w:val="en-US"/>
         </w:rPr>
         <w:t>ome of your colleagues are always complaining and</w:t>
       </w:r>
       <w:r>
         <w:rPr>
           <w:rStyle w:val="ui-provider"/>
-          <w:lang w:val="en-US"/>
         </w:rPr>
         <w:t xml:space="preserve"> are</w:t>
       </w:r>
       <w:r>
         <w:rPr>
           <w:rStyle w:val="ui-provider"/>
-          <w:lang w:val="en-US"/>
         </w:rPr>
         <w:t xml:space="preserve"> negative towards the company. Have you</w:t>
       </w:r>
       <w:r>
         <w:rPr>
           <w:rStyle w:val="ui-provider"/>
-          <w:lang w:val="en-US"/>
         </w:rPr>
         <w:t xml:space="preserve"> previously</w:t>
       </w:r>
       <w:r>
         <w:rPr>
           <w:rStyle w:val="ui-provider"/>
-          <w:lang w:val="en-US"/>
         </w:rPr>
         <w:t xml:space="preserve"> encounter</w:t>
       </w:r>
       <w:r>
         <w:rPr>
           <w:rStyle w:val="ui-provider"/>
-          <w:lang w:val="en-US"/>
         </w:rPr>
         <w:t>ed</w:t>
       </w:r>
       <w:r>
         <w:rPr>
           <w:rStyle w:val="ui-provider"/>
-          <w:lang w:val="en-US"/>
         </w:rPr>
         <w:t xml:space="preserve"> a similar situation in the past and how did you react</w:t>
       </w:r>
       <w:r>
         <w:rPr>
           <w:rStyle w:val="ui-provider"/>
-          <w:lang w:val="en-US"/>
         </w:rPr>
         <w:t xml:space="preserve"> to it</w:t>
       </w:r>
       <w:r>
         <w:rPr>
           <w:rStyle w:val="ui-provider"/>
-          <w:lang w:val="en-US"/>
         </w:rPr>
         <w:t>?</w:t>
       </w:r>
     </w:p>
+    <w:p>
+      <w:pPr>
+        <w:pBdr>
+          <w:bottom w:val="single" w:sz="6" w:space="1" w:color="auto"/>
+        </w:pBdr>
+      </w:pPr>
+    </w:p>
     <w:p/>
+    <w:p>
+      <w:pPr>
+        <w:rPr>
+          <w:rFonts w:eastAsia="Times New Roman" w:cstheme="minorHAnsi"/>
+          <w:b/>
+          <w:bCs/>
+          <w:kern w:val="0"/>
+          <w14:ligatures w14:val="none"/>
+        </w:rPr>
+      </w:pPr>
+      <w:r>
+        <w:rPr>
+          <w:rFonts w:eastAsia="Times New Roman" w:cstheme="minorHAnsi"/>
+          <w:b/>
+          <w:bCs/>
+          <w:kern w:val="0"/>
+          <w14:ligatures w14:val="none"/>
+        </w:rPr>
+        <w:t>What was your best experience as an employee?</w:t>
+      </w:r>
+    </w:p>
+    <w:p>
+      <w:pPr>
+        <w:rPr>
+          <w:rFonts w:eastAsia="Times New Roman" w:cstheme="minorHAnsi"/>
+          <w:kern w:val="0"/>
+          <w:lang w:val="bg-BG"/>
+          <w14:ligatures w14:val="none"/>
+        </w:rPr>
+      </w:pPr>
+      <w:r>
+        <w:rPr>
+          <w:rFonts w:eastAsia="Times New Roman" w:cstheme="minorHAnsi"/>
+          <w:kern w:val="0"/>
+          <w14:ligatures w14:val="none"/>
+        </w:rPr>
+        <w:t>One of my best experiences as an employee was when I started working in a CRO analyst role at 2Create. I worked on audits for five different websites, and three of them later became real clients. They were very happy with the new vision and the information we gave them. One client also improved the conversion rate on their website. This was a very good experience for me because I saw that my work had a real business result.</w:t>
+      </w:r>
+    </w:p>
+    <w:p>
+      <w:pPr>
+        <w:rPr>
+          <w:rFonts w:eastAsia="Times New Roman" w:cstheme="minorHAnsi"/>
+          <w:kern w:val="0"/>
+          <w14:ligatures w14:val="none"/>
+        </w:rPr>
+      </w:pPr>
+    </w:p>
+    <w:p>
+      <w:pPr>
+        <w:rPr>
+          <w:rFonts w:eastAsia="Times New Roman" w:cstheme="minorHAnsi"/>
+          <w:b/>
+          <w:bCs/>
+          <w:kern w:val="0"/>
+          <w14:ligatures w14:val="none"/>
+        </w:rPr>
+      </w:pPr>
+      <w:r>
+        <w:rPr>
+          <w:rFonts w:eastAsia="Times New Roman" w:cstheme="minorHAnsi"/>
+          <w:b/>
+          <w:bCs/>
+          <w:kern w:val="0"/>
+          <w14:ligatures w14:val="none"/>
+        </w:rPr>
+        <w:t>What was your worst experience as an employee?</w:t>
+      </w:r>
+    </w:p>
+    <w:p>
+      <w:pPr>
+        <w:spacing w:before="100" w:beforeAutospacing="1" w:after="100" w:afterAutospacing="1" w:line="240" w:lineRule="auto"/>
+        <w:rPr>
+          <w:rFonts w:eastAsia="Times New Roman" w:cstheme="minorHAnsi"/>
+          <w:kern w:val="0"/>
+          <w14:ligatures w14:val="none"/>
+        </w:rPr>
+      </w:pPr>
+      <w:r>
+        <w:rPr>
+          <w:rFonts w:eastAsia="Times New Roman" w:cstheme="minorHAnsi"/>
+          <w:kern w:val="0"/>
+          <w14:ligatures w14:val="none"/>
+        </w:rPr>
+        <w:t>My worst experience as an employee was when I used FileZilla and accidentally dragged one folder into another without realizing it. Because of this mistake, the website was down for almost eight hours before we found the problem.</w:t>
+      </w:r>
+      <w:r>
+        <w:rPr>
+          <w:rFonts w:eastAsia="Times New Roman" w:cstheme="minorHAnsi"/>
+          <w:kern w:val="0"/>
+          <w14:ligatures w14:val="none"/>
+        </w:rPr>
+        <w:t xml:space="preserve"> </w:t>
+      </w:r>
+      <w:r>
+        <w:rPr>
+          <w:rFonts w:eastAsia="Times New Roman" w:cstheme="minorHAnsi"/>
+          <w:kern w:val="0"/>
+          <w14:ligatures w14:val="none"/>
+        </w:rPr>
+        <w:t xml:space="preserve">This was the first website I accidentally shut down. </w:t>
+      </w:r>
+    </w:p>
+    <w:p>
+      <w:pPr>
+        <w:spacing w:before="100" w:beforeAutospacing="1" w:after="100" w:afterAutospacing="1" w:line="240" w:lineRule="auto"/>
+        <w:rPr>
+          <w:rFonts w:eastAsia="Times New Roman" w:cstheme="minorHAnsi"/>
+          <w:b/>
+          <w:bCs/>
+          <w:kern w:val="0"/>
+          <w14:ligatures w14:val="none"/>
+        </w:rPr>
+      </w:pPr>
+      <w:r>
+        <w:rPr>
+          <w:rFonts w:eastAsia="Times New Roman" w:cstheme="minorHAnsi"/>
+          <w:b/>
+          <w:bCs/>
+          <w:kern w:val="0"/>
+          <w14:ligatures w14:val="none"/>
+        </w:rPr>
+        <w:t>How do you handle feedback needed received from your direct manager related to any improvements needed?</w:t>
+      </w:r>
+    </w:p>
+    <w:p>
+      <w:pPr>
+        <w:spacing w:before="100" w:beforeAutospacing="1" w:after="100" w:afterAutospacing="1" w:line="240" w:lineRule="auto"/>
+      </w:pPr>
+      <w:r>
+        <w:t>With understanding and a clear mind.</w:t>
+      </w:r>
+    </w:p>
+    <w:p>
+      <w:pPr>
+        <w:spacing w:before="100" w:beforeAutospacing="1" w:after="100" w:afterAutospacing="1" w:line="240" w:lineRule="auto"/>
+        <w:rPr>
+          <w:rFonts w:eastAsia="Times New Roman" w:cstheme="minorHAnsi"/>
+          <w:b/>
+          <w:bCs/>
+          <w:kern w:val="0"/>
+          <w14:ligatures w14:val="none"/>
+        </w:rPr>
+      </w:pPr>
+      <w:r>
+        <w:rPr>
+          <w:rFonts w:eastAsia="Times New Roman" w:cstheme="minorHAnsi"/>
+          <w:b/>
+          <w:bCs/>
+          <w:kern w:val="0"/>
+          <w14:ligatures w14:val="none"/>
+        </w:rPr>
+        <w:lastRenderedPageBreak/>
+        <w:t>How would you handle a difficult situation at the place of work?</w:t>
+      </w:r>
+    </w:p>
+    <w:p>
+      <w:pPr>
+        <w:spacing w:before="100" w:beforeAutospacing="1" w:after="100" w:afterAutospacing="1" w:line="240" w:lineRule="auto"/>
+        <w:rPr>
+          <w:rFonts w:eastAsia="Times New Roman" w:cstheme="minorHAnsi"/>
+          <w:b/>
+          <w:bCs/>
+          <w:kern w:val="0"/>
+          <w:lang w:val="bg-BG"/>
+          <w14:ligatures w14:val="none"/>
+        </w:rPr>
+      </w:pPr>
+      <w:r>
+        <w:rPr>
+          <w:rFonts w:eastAsia="Times New Roman" w:cstheme="minorHAnsi"/>
+          <w:kern w:val="0"/>
+          <w14:ligatures w14:val="none"/>
+        </w:rPr>
+        <w:t>It depends on the situation. Sometimes I use humor to keep things calm, but I always try to understand the problem first. If I can't figure it out on my own, I look it up online, check documentation, or use an LLM. If that doesn't work either, I ask a colleague or my manager.</w:t>
+      </w:r>
+      <w:r>
+        <w:rPr>
+          <w:rFonts w:eastAsia="Times New Roman" w:cstheme="minorHAnsi"/>
+          <w:b/>
+          <w:bCs/>
+          <w:kern w:val="0"/>
+          <w14:ligatures w14:val="none"/>
+        </w:rPr>
+        <w:t xml:space="preserve"> </w:t>
+      </w:r>
+    </w:p>
+    <w:p>
+      <w:pPr>
+        <w:spacing w:before="100" w:beforeAutospacing="1" w:after="100" w:afterAutospacing="1" w:line="240" w:lineRule="auto"/>
+        <w:rPr>
+          <w:rFonts w:eastAsia="Times New Roman" w:cstheme="minorHAnsi"/>
+          <w:b/>
+          <w:bCs/>
+          <w:kern w:val="0"/>
+          <w14:ligatures w14:val="none"/>
+        </w:rPr>
+      </w:pPr>
+      <w:r>
+        <w:rPr>
+          <w:rFonts w:eastAsia="Times New Roman" w:cstheme="minorHAnsi"/>
+          <w:b/>
+          <w:bCs/>
+          <w:kern w:val="0"/>
+          <w14:ligatures w14:val="none"/>
+        </w:rPr>
+        <w:t>How would you describe your ideal manager?</w:t>
+      </w:r>
+    </w:p>
+    <w:p>
+      <w:pPr>
+        <w:spacing w:before="100" w:beforeAutospacing="1" w:after="100" w:afterAutospacing="1" w:line="240" w:lineRule="auto"/>
+        <w:rPr>
+          <w:lang w:val="bg-BG"/>
+        </w:rPr>
+      </w:pPr>
+      <w:r>
+        <w:t>I don’t think there is a perfect manager. For me, a good manager is someone who gives clear tasks, understands the work, and knows how to support the team at the right time</w:t>
+      </w:r>
+    </w:p>
+    <w:p>
+      <w:pPr>
+        <w:spacing w:before="100" w:beforeAutospacing="1" w:after="100" w:afterAutospacing="1" w:line="240" w:lineRule="auto"/>
+        <w:rPr>
+          <w:rFonts w:eastAsia="Times New Roman" w:cstheme="minorHAnsi"/>
+          <w:b/>
+          <w:bCs/>
+          <w:kern w:val="0"/>
+          <w14:ligatures w14:val="none"/>
+        </w:rPr>
+      </w:pPr>
+      <w:r>
+        <w:rPr>
+          <w:rFonts w:eastAsia="Times New Roman" w:cstheme="minorHAnsi"/>
+          <w:b/>
+          <w:bCs/>
+          <w:kern w:val="0"/>
+          <w14:ligatures w14:val="none"/>
+        </w:rPr>
+        <w:t xml:space="preserve">How would you describe your ideal company culture/environment?  </w:t>
+      </w:r>
+    </w:p>
+    <w:p>
+      <w:pPr>
+        <w:spacing w:before="100" w:beforeAutospacing="1" w:after="100" w:afterAutospacing="1" w:line="240" w:lineRule="auto"/>
+      </w:pPr>
+      <w:r>
+        <w:t>Honestly, I don't have a long list of requirements. I work best when communication is clear, deadlines are realistic, and people take responsibility for their work. The rest I can adapt to.</w:t>
+      </w:r>
+    </w:p>
+    <w:p>
+      <w:pPr>
+        <w:spacing w:before="100" w:beforeAutospacing="1" w:after="100" w:afterAutospacing="1" w:line="240" w:lineRule="auto"/>
+        <w:rPr>
+          <w:rFonts w:eastAsia="Times New Roman" w:cstheme="minorHAnsi"/>
+          <w:b/>
+          <w:bCs/>
+          <w:kern w:val="0"/>
+          <w14:ligatures w14:val="none"/>
+        </w:rPr>
+      </w:pPr>
+      <w:r>
+        <w:rPr>
+          <w:rFonts w:eastAsia="Times New Roman" w:cstheme="minorHAnsi"/>
+          <w:b/>
+          <w:bCs/>
+          <w:kern w:val="0"/>
+          <w14:ligatures w14:val="none"/>
+        </w:rPr>
+        <w:t>If a colleague is not respecting company policies, how would you act</w:t>
+      </w:r>
+      <w:r>
+        <w:rPr>
+          <w:rFonts w:eastAsia="Times New Roman" w:cstheme="minorHAnsi"/>
+          <w:b/>
+          <w:bCs/>
+          <w:kern w:val="0"/>
+          <w14:ligatures w14:val="none"/>
+        </w:rPr>
+        <w:t>?</w:t>
+      </w:r>
+      <w:r>
+        <w:rPr>
+          <w:rFonts w:eastAsia="Times New Roman" w:cstheme="minorHAnsi"/>
+          <w:b/>
+          <w:bCs/>
+          <w:kern w:val="0"/>
+          <w14:ligatures w14:val="none"/>
+        </w:rPr>
+        <w:br/>
+      </w:r>
+    </w:p>
+    <w:p>
+      <w:pPr>
+        <w:spacing w:before="100" w:beforeAutospacing="1" w:after="100" w:afterAutospacing="1" w:line="240" w:lineRule="auto"/>
+        <w:rPr>
+          <w:rFonts w:eastAsia="Times New Roman" w:cstheme="minorHAnsi"/>
+          <w:kern w:val="0"/>
+          <w14:ligatures w14:val="none"/>
+        </w:rPr>
+      </w:pPr>
+      <w:r>
+        <w:rPr>
+          <w:rFonts w:eastAsia="Times New Roman" w:cstheme="minorHAnsi"/>
+          <w:kern w:val="0"/>
+          <w14:ligatures w14:val="none"/>
+        </w:rPr>
+        <w:t>I had a similar situation</w:t>
+      </w:r>
+      <w:r>
+        <w:rPr>
+          <w:rFonts w:eastAsia="Times New Roman" w:cstheme="minorHAnsi"/>
+          <w:kern w:val="0"/>
+          <w14:ligatures w14:val="none"/>
+        </w:rPr>
+        <w:t xml:space="preserve">. </w:t>
+      </w:r>
+      <w:r>
+        <w:rPr>
+          <w:rFonts w:eastAsia="Times New Roman" w:cstheme="minorHAnsi"/>
+          <w:kern w:val="0"/>
+          <w14:ligatures w14:val="none"/>
+        </w:rPr>
+        <w:t>And</w:t>
+      </w:r>
+      <w:r>
+        <w:rPr>
+          <w:rFonts w:eastAsia="Times New Roman" w:cstheme="minorHAnsi"/>
+          <w:kern w:val="0"/>
+          <w14:ligatures w14:val="none"/>
+        </w:rPr>
+        <w:t xml:space="preserve"> </w:t>
+      </w:r>
+      <w:r>
+        <w:rPr>
+          <w:rFonts w:eastAsia="Times New Roman" w:cstheme="minorHAnsi"/>
+          <w:kern w:val="0"/>
+          <w14:ligatures w14:val="none"/>
+        </w:rPr>
+        <w:t>I talked to him</w:t>
+      </w:r>
+      <w:r>
+        <w:rPr>
+          <w:rFonts w:eastAsia="Times New Roman" w:cstheme="minorHAnsi"/>
+          <w:kern w:val="0"/>
+          <w14:ligatures w14:val="none"/>
+        </w:rPr>
+        <w:t xml:space="preserve"> </w:t>
+      </w:r>
+      <w:r>
+        <w:rPr>
+          <w:rFonts w:eastAsia="Times New Roman" w:cstheme="minorHAnsi"/>
+          <w:kern w:val="0"/>
+          <w14:ligatures w14:val="none"/>
+        </w:rPr>
+        <w:t xml:space="preserve">alone. To explain the situation. </w:t>
+      </w:r>
+      <w:r>
+        <w:rPr>
+          <w:rFonts w:eastAsia="Times New Roman" w:cstheme="minorHAnsi"/>
+          <w:kern w:val="0"/>
+          <w14:ligatures w14:val="none"/>
+        </w:rPr>
+        <w:t>It worked out — the person understood and changed the behavior.</w:t>
+      </w:r>
+    </w:p>
+    <w:p>
+      <w:pPr>
+        <w:spacing w:before="100" w:beforeAutospacing="1" w:after="100" w:afterAutospacing="1" w:line="240" w:lineRule="auto"/>
+        <w:rPr>
+          <w:rStyle w:val="ui-provider"/>
+          <w:rFonts w:eastAsia="Times New Roman" w:cstheme="minorHAnsi"/>
+          <w:b/>
+          <w:bCs/>
+          <w:kern w:val="0"/>
+          <w14:ligatures w14:val="none"/>
+        </w:rPr>
+      </w:pPr>
+      <w:r>
+        <w:rPr>
+          <w:rStyle w:val="ui-provider"/>
+          <w:rFonts w:cstheme="minorHAnsi"/>
+          <w:b/>
+          <w:bCs/>
+        </w:rPr>
+        <w:t>What are your views about remote work?</w:t>
+      </w:r>
+    </w:p>
+    <w:p>
+      <w:pPr>
+        <w:spacing w:before="100" w:beforeAutospacing="1" w:after="100" w:afterAutospacing="1" w:line="240" w:lineRule="auto"/>
+      </w:pPr>
+      <w:r>
+        <w:t>Remote work is fine for me. And if someone tells you "I always sit in front of the computer when I work from home — they're lying. Everyone knows that when you work from home, other things happen too. I'm completely comfortable with that setup and have no issues with self-management or meeting deadlines.</w:t>
+      </w:r>
+    </w:p>
+    <w:p>
+      <w:pPr>
+        <w:spacing w:before="100" w:beforeAutospacing="1" w:after="100" w:afterAutospacing="1" w:line="240" w:lineRule="auto"/>
+        <w:rPr>
+          <w:rStyle w:val="ui-provider"/>
+          <w:rFonts w:eastAsia="Times New Roman" w:cstheme="minorHAnsi"/>
+          <w:b/>
+          <w:bCs/>
+          <w:kern w:val="0"/>
+          <w14:ligatures w14:val="none"/>
+        </w:rPr>
+      </w:pPr>
+      <w:r>
+        <w:rPr>
+          <w:rStyle w:val="ui-provider"/>
+          <w:b/>
+          <w:bCs/>
+        </w:rPr>
+        <w:t xml:space="preserve">Do you think that an employee should get extra rewards for good completion of </w:t>
+      </w:r>
+      <w:proofErr w:type="gramStart"/>
+      <w:r>
+        <w:rPr>
+          <w:rStyle w:val="ui-provider"/>
+          <w:b/>
+          <w:bCs/>
+        </w:rPr>
+        <w:t>work ?</w:t>
+      </w:r>
+      <w:proofErr w:type="gramEnd"/>
+      <w:r>
+        <w:rPr>
+          <w:rStyle w:val="ui-provider"/>
+          <w:b/>
+          <w:bCs/>
+        </w:rPr>
+        <w:t xml:space="preserve"> Why? </w:t>
+      </w:r>
+    </w:p>
+    <w:p>
+      <w:pPr>
+        <w:spacing w:before="100" w:beforeAutospacing="1" w:after="100" w:afterAutospacing="1" w:line="240" w:lineRule="auto"/>
+      </w:pPr>
+      <w:r>
+        <w:t>I think if an employee feels good at work, they naturally perform better — and when people perform better, the company benefits too</w:t>
+      </w:r>
+    </w:p>
+    <w:p>
+      <w:pPr>
+        <w:spacing w:before="100" w:beforeAutospacing="1" w:after="100" w:afterAutospacing="1" w:line="240" w:lineRule="auto"/>
+        <w:rPr>
+          <w:rStyle w:val="ui-provider"/>
+          <w:rFonts w:eastAsia="Times New Roman" w:cstheme="minorHAnsi"/>
+          <w:b/>
+          <w:bCs/>
+          <w:kern w:val="0"/>
+          <w14:ligatures w14:val="none"/>
+        </w:rPr>
+      </w:pPr>
+      <w:r>
+        <w:rPr>
+          <w:rStyle w:val="ui-provider"/>
+          <w:b/>
+          <w:bCs/>
+        </w:rPr>
+        <w:t xml:space="preserve">If there is an emergency, and your direct manager/head of department needs to contact you after your working hours or on a weekend, what is your view on this? </w:t>
+      </w:r>
+    </w:p>
+    <w:p>
+      <w:pPr>
+        <w:spacing w:before="100" w:beforeAutospacing="1" w:after="100" w:afterAutospacing="1" w:line="240" w:lineRule="auto"/>
+        <w:rPr>
+          <w:lang w:val="bg-BG"/>
+        </w:rPr>
+      </w:pPr>
+      <w:r>
+        <w:t xml:space="preserve">If I am with my family, they are in the first place. But if there is a real emergency, I can answer and see what the situation </w:t>
+      </w:r>
+      <w:proofErr w:type="gramStart"/>
+      <w:r>
+        <w:t>is —</w:t>
+      </w:r>
+      <w:proofErr w:type="gramEnd"/>
+      <w:r>
+        <w:t xml:space="preserve"> and if it's something serious, I will help. I once stayed four hours after work to finish a project, and that was my own decision. No one asked me to do that. </w:t>
+      </w:r>
+      <w:proofErr w:type="gramStart"/>
+      <w:r>
+        <w:t>So</w:t>
+      </w:r>
+      <w:proofErr w:type="gramEnd"/>
+      <w:r>
+        <w:t xml:space="preserve"> it all depends on the situation.</w:t>
+      </w:r>
+    </w:p>
+    <w:p>
+      <w:pPr>
+        <w:spacing w:before="100" w:beforeAutospacing="1" w:after="100" w:afterAutospacing="1" w:line="240" w:lineRule="auto"/>
+        <w:rPr>
+          <w:rStyle w:val="ui-provider"/>
+          <w:b/>
+          <w:bCs/>
+          <w:lang w:val="bg-BG"/>
+        </w:rPr>
+      </w:pPr>
+      <w:r>
+        <w:rPr>
+          <w:rStyle w:val="ui-provider"/>
+          <w:b/>
+          <w:bCs/>
+        </w:rPr>
+        <w:t xml:space="preserve">Do you think that employees should sit with their respective team/department or wherever they like? </w:t>
+      </w:r>
+    </w:p>
+    <w:p>
+      <w:pPr>
+        <w:spacing w:before="100" w:beforeAutospacing="1" w:after="100" w:afterAutospacing="1" w:line="240" w:lineRule="auto"/>
+        <w:rPr>
+          <w:rStyle w:val="ui-provider"/>
+          <w:rFonts w:eastAsia="Times New Roman" w:cstheme="minorHAnsi"/>
+          <w:kern w:val="0"/>
+          <w14:ligatures w14:val="none"/>
+        </w:rPr>
+      </w:pPr>
+      <w:r>
+        <w:rPr>
+          <w:rStyle w:val="ui-provider"/>
+        </w:rPr>
+        <w:t xml:space="preserve">In the office yes. The team is good to be in one room. In the other place I don’t know. </w:t>
+      </w:r>
+    </w:p>
+    <w:p>
+      <w:pPr>
+        <w:spacing w:before="100" w:beforeAutospacing="1" w:after="100" w:afterAutospacing="1" w:line="240" w:lineRule="auto"/>
+        <w:rPr>
+          <w:lang w:val="bg-BG"/>
+        </w:rPr>
+      </w:pPr>
+    </w:p>
+    <w:p>
+      <w:pPr>
+        <w:spacing w:before="100" w:beforeAutospacing="1" w:after="100" w:afterAutospacing="1" w:line="240" w:lineRule="auto"/>
+        <w:rPr>
+          <w:lang w:val="bg-BG"/>
+        </w:rPr>
+      </w:pPr>
+    </w:p>
+    <w:p>
+      <w:pPr>
+        <w:spacing w:before="100" w:beforeAutospacing="1" w:after="100" w:afterAutospacing="1" w:line="240" w:lineRule="auto"/>
+        <w:rPr>
+          <w:rFonts w:eastAsia="Times New Roman" w:cstheme="minorHAnsi"/>
+          <w:b/>
+          <w:bCs/>
+          <w:kern w:val="0"/>
+          <w14:ligatures w14:val="none"/>
+        </w:rPr>
+      </w:pPr>
+      <w:r>
+        <w:rPr>
+          <w:rStyle w:val="ui-provider"/>
+          <w:b/>
+          <w:bCs/>
+        </w:rPr>
+        <w:lastRenderedPageBreak/>
+        <w:t>Let’s say that some of your colleagues are always complaining and are negative towards the company. Have you previously encountered a similar situation in the past and how did you react to it?</w:t>
+      </w:r>
+    </w:p>
+    <w:p>
+      <w:pPr>
+        <w:spacing w:before="100" w:beforeAutospacing="1" w:after="100" w:afterAutospacing="1" w:line="240" w:lineRule="auto"/>
+        <w:rPr>
+          <w:lang w:val="bg-BG"/>
+        </w:rPr>
+      </w:pPr>
+      <w:r>
+        <w:t>In an office, I think it makes sense for a team to sit together — it makes communication easier. For remote work, everyone works from their own space, which is fine. And when the team needs to meet in person for a few days, I have no problem with that.</w:t>
+      </w:r>
+    </w:p>
     <w:sectPr>
       <w:pgSz w:w="11906" w:h="16838"/>
       <w:pgMar w:top="1440" w:right="1440" w:bottom="1440" w:left="1440" w:header="708" w:footer="708" w:gutter="0"/>
@@ -709,6 +1207,1023 @@
 <file path=word/numbering.xml><?xml version="1.0" encoding="utf-8"?>
 <w:numbering xmlns:wpc="http://schemas.microsoft.com/office/word/2010/wordprocessingCanvas" xmlns:cx="http://schemas.microsoft.com/office/drawing/2014/chartex" xmlns:cx1="http://schemas.microsoft.com/office/drawing/2015/9/8/chartex" xmlns:cx2="http://schemas.microsoft.com/office/drawing/2015/10/21/chartex" xmlns:cx3="http://schemas.microsoft.com/office/drawing/2016/5/9/chartex" xmlns:cx4="http://schemas.microsoft.com/office/drawing/2016/5/10/chartex" xmlns:cx5="http://schemas.microsoft.com/office/drawing/2016/5/11/chartex" xmlns:cx6="http://schemas.microsoft.com/office/drawing/2016/5/12/chartex" xmlns:cx7="http://schemas.microsoft.com/office/drawing/2016/5/13/chartex" xmlns:cx8="http://schemas.microsoft.com/office/drawing/2016/5/14/chartex" xmlns:mc="http://schemas.openxmlformats.org/markup-compatibility/2006" xmlns:aink="http://schemas.microsoft.com/office/drawing/2016/ink" xmlns:am3d="http://schemas.microsoft.com/office/drawing/2017/model3d" xmlns:o="urn:schemas-microsoft-com:office:office" xmlns:oel="http://schemas.microsoft.com/office/2019/extlst" xmlns:r="http://schemas.openxmlformats.org/officeDocument/2006/relationships" xmlns:m="http://schemas.openxmlformats.org/officeDocument/2006/math" xmlns:v="urn:schemas-microsoft-com:vml" xmlns:wp14="http://schemas.microsoft.com/office/word/2010/wordprocessingDrawing" xmlns:wp="http://schemas.openxmlformats.org/drawingml/2006/wordprocessingDrawing" xmlns:w10="urn:schemas-microsoft-com:office:word" xmlns:w="http://schemas.openxmlformats.org/wordprocessingml/2006/main" xmlns:w14="http://schemas.microsoft.com/office/word/2010/wordml" xmlns:w15="http://schemas.microsoft.com/office/word/2012/wordml" xmlns:w16cex="http://schemas.microsoft.com/office/word/2018/wordml/cex" xmlns:w16cid="http://schemas.microsoft.com/office/word/2016/wordml/cid" xmlns:w16="http://schemas.microsoft.com/office/word/2018/wordml" xmlns:w16du="http://schemas.microsoft.com/office/word/2023/wordml/word16du" xmlns:w16sdtdh="http://schemas.microsoft.com/office/word/2020/wordml/sdtdatahash" xmlns:w16sdtfl="http://schemas.microsoft.com/office/word/2024/wordml/sdtformatlock" xmlns:w16se="http://schemas.microsoft.com/office/word/2015/wordml/symex" xmlns:wpg="http://schemas.microsoft.com/office/word/2010/wordprocessingGroup" xmlns:wpi="http://schemas.microsoft.com/office/word/2010/wordprocessingInk" xmlns:wne="http://schemas.microsoft.com/office/word/2006/wordml" xmlns:wps="http://schemas.microsoft.com/office/word/2010/wordprocessingShape" mc:Ignorable="w14 w15 w16se w16cid w16 w16cex w16sdtdh w16sdtfl w16du wp14">
   <w:abstractNum w:abstractNumId="0" w15:restartNumberingAfterBreak="0">
+    <w:nsid w:val="033D6008"/>
+    <w:multiLevelType w:val="multilevel"/>
+    <w:tmpl w:val="531EFBEC"/>
+    <w:lvl w:ilvl="0">
+      <w:start w:val="1"/>
+      <w:numFmt w:val="decimal"/>
+      <w:lvlText w:val="%1."/>
+      <w:lvlJc w:val="left"/>
+      <w:pPr>
+        <w:tabs>
+          <w:tab w:val="num" w:pos="720"/>
+        </w:tabs>
+        <w:ind w:left="720" w:hanging="360"/>
+      </w:pPr>
+    </w:lvl>
+    <w:lvl w:ilvl="1" w:tentative="1">
+      <w:start w:val="1"/>
+      <w:numFmt w:val="decimal"/>
+      <w:lvlText w:val="%2."/>
+      <w:lvlJc w:val="left"/>
+      <w:pPr>
+        <w:tabs>
+          <w:tab w:val="num" w:pos="1440"/>
+        </w:tabs>
+        <w:ind w:left="1440" w:hanging="360"/>
+      </w:pPr>
+    </w:lvl>
+    <w:lvl w:ilvl="2" w:tentative="1">
+      <w:start w:val="1"/>
+      <w:numFmt w:val="decimal"/>
+      <w:lvlText w:val="%3."/>
+      <w:lvlJc w:val="left"/>
+      <w:pPr>
+        <w:tabs>
+          <w:tab w:val="num" w:pos="2160"/>
+        </w:tabs>
+        <w:ind w:left="2160" w:hanging="360"/>
+      </w:pPr>
+    </w:lvl>
+    <w:lvl w:ilvl="3" w:tentative="1">
+      <w:start w:val="1"/>
+      <w:numFmt w:val="decimal"/>
+      <w:lvlText w:val="%4."/>
+      <w:lvlJc w:val="left"/>
+      <w:pPr>
+        <w:tabs>
+          <w:tab w:val="num" w:pos="2880"/>
+        </w:tabs>
+        <w:ind w:left="2880" w:hanging="360"/>
+      </w:pPr>
+    </w:lvl>
+    <w:lvl w:ilvl="4" w:tentative="1">
+      <w:start w:val="1"/>
+      <w:numFmt w:val="decimal"/>
+      <w:lvlText w:val="%5."/>
+      <w:lvlJc w:val="left"/>
+      <w:pPr>
+        <w:tabs>
+          <w:tab w:val="num" w:pos="3600"/>
+        </w:tabs>
+        <w:ind w:left="3600" w:hanging="360"/>
+      </w:pPr>
+    </w:lvl>
+    <w:lvl w:ilvl="5" w:tentative="1">
+      <w:start w:val="1"/>
+      <w:numFmt w:val="decimal"/>
+      <w:lvlText w:val="%6."/>
+      <w:lvlJc w:val="left"/>
+      <w:pPr>
+        <w:tabs>
+          <w:tab w:val="num" w:pos="4320"/>
+        </w:tabs>
+        <w:ind w:left="4320" w:hanging="360"/>
+      </w:pPr>
+    </w:lvl>
+    <w:lvl w:ilvl="6" w:tentative="1">
+      <w:start w:val="1"/>
+      <w:numFmt w:val="decimal"/>
+      <w:lvlText w:val="%7."/>
+      <w:lvlJc w:val="left"/>
+      <w:pPr>
+        <w:tabs>
+          <w:tab w:val="num" w:pos="5040"/>
+        </w:tabs>
+        <w:ind w:left="5040" w:hanging="360"/>
+      </w:pPr>
+    </w:lvl>
+    <w:lvl w:ilvl="7" w:tentative="1">
+      <w:start w:val="1"/>
+      <w:numFmt w:val="decimal"/>
+      <w:lvlText w:val="%8."/>
+      <w:lvlJc w:val="left"/>
+      <w:pPr>
+        <w:tabs>
+          <w:tab w:val="num" w:pos="5760"/>
+        </w:tabs>
+        <w:ind w:left="5760" w:hanging="360"/>
+      </w:pPr>
+    </w:lvl>
+    <w:lvl w:ilvl="8" w:tentative="1">
+      <w:start w:val="1"/>
+      <w:numFmt w:val="decimal"/>
+      <w:lvlText w:val="%9."/>
+      <w:lvlJc w:val="left"/>
+      <w:pPr>
+        <w:tabs>
+          <w:tab w:val="num" w:pos="6480"/>
+        </w:tabs>
+        <w:ind w:left="6480" w:hanging="360"/>
+      </w:pPr>
+    </w:lvl>
+  </w:abstractNum>
+  <w:abstractNum w:abstractNumId="1" w15:restartNumberingAfterBreak="0">
+    <w:nsid w:val="110B0E4A"/>
+    <w:multiLevelType w:val="multilevel"/>
+    <w:tmpl w:val="531EFBEC"/>
+    <w:lvl w:ilvl="0">
+      <w:start w:val="1"/>
+      <w:numFmt w:val="decimal"/>
+      <w:lvlText w:val="%1."/>
+      <w:lvlJc w:val="left"/>
+      <w:pPr>
+        <w:tabs>
+          <w:tab w:val="num" w:pos="720"/>
+        </w:tabs>
+        <w:ind w:left="720" w:hanging="360"/>
+      </w:pPr>
+    </w:lvl>
+    <w:lvl w:ilvl="1" w:tentative="1">
+      <w:start w:val="1"/>
+      <w:numFmt w:val="decimal"/>
+      <w:lvlText w:val="%2."/>
+      <w:lvlJc w:val="left"/>
+      <w:pPr>
+        <w:tabs>
+          <w:tab w:val="num" w:pos="1440"/>
+        </w:tabs>
+        <w:ind w:left="1440" w:hanging="360"/>
+      </w:pPr>
+    </w:lvl>
+    <w:lvl w:ilvl="2" w:tentative="1">
+      <w:start w:val="1"/>
+      <w:numFmt w:val="decimal"/>
+      <w:lvlText w:val="%3."/>
+      <w:lvlJc w:val="left"/>
+      <w:pPr>
+        <w:tabs>
+          <w:tab w:val="num" w:pos="2160"/>
+        </w:tabs>
+        <w:ind w:left="2160" w:hanging="360"/>
+      </w:pPr>
+    </w:lvl>
+    <w:lvl w:ilvl="3" w:tentative="1">
+      <w:start w:val="1"/>
+      <w:numFmt w:val="decimal"/>
+      <w:lvlText w:val="%4."/>
+      <w:lvlJc w:val="left"/>
+      <w:pPr>
+        <w:tabs>
+          <w:tab w:val="num" w:pos="2880"/>
+        </w:tabs>
+        <w:ind w:left="2880" w:hanging="360"/>
+      </w:pPr>
+    </w:lvl>
+    <w:lvl w:ilvl="4" w:tentative="1">
+      <w:start w:val="1"/>
+      <w:numFmt w:val="decimal"/>
+      <w:lvlText w:val="%5."/>
+      <w:lvlJc w:val="left"/>
+      <w:pPr>
+        <w:tabs>
+          <w:tab w:val="num" w:pos="3600"/>
+        </w:tabs>
+        <w:ind w:left="3600" w:hanging="360"/>
+      </w:pPr>
+    </w:lvl>
+    <w:lvl w:ilvl="5" w:tentative="1">
+      <w:start w:val="1"/>
+      <w:numFmt w:val="decimal"/>
+      <w:lvlText w:val="%6."/>
+      <w:lvlJc w:val="left"/>
+      <w:pPr>
+        <w:tabs>
+          <w:tab w:val="num" w:pos="4320"/>
+        </w:tabs>
+        <w:ind w:left="4320" w:hanging="360"/>
+      </w:pPr>
+    </w:lvl>
+    <w:lvl w:ilvl="6" w:tentative="1">
+      <w:start w:val="1"/>
+      <w:numFmt w:val="decimal"/>
+      <w:lvlText w:val="%7."/>
+      <w:lvlJc w:val="left"/>
+      <w:pPr>
+        <w:tabs>
+          <w:tab w:val="num" w:pos="5040"/>
+        </w:tabs>
+        <w:ind w:left="5040" w:hanging="360"/>
+      </w:pPr>
+    </w:lvl>
+    <w:lvl w:ilvl="7" w:tentative="1">
+      <w:start w:val="1"/>
+      <w:numFmt w:val="decimal"/>
+      <w:lvlText w:val="%8."/>
+      <w:lvlJc w:val="left"/>
+      <w:pPr>
+        <w:tabs>
+          <w:tab w:val="num" w:pos="5760"/>
+        </w:tabs>
+        <w:ind w:left="5760" w:hanging="360"/>
+      </w:pPr>
+    </w:lvl>
+    <w:lvl w:ilvl="8" w:tentative="1">
+      <w:start w:val="1"/>
+      <w:numFmt w:val="decimal"/>
+      <w:lvlText w:val="%9."/>
+      <w:lvlJc w:val="left"/>
+      <w:pPr>
+        <w:tabs>
+          <w:tab w:val="num" w:pos="6480"/>
+        </w:tabs>
+        <w:ind w:left="6480" w:hanging="360"/>
+      </w:pPr>
+    </w:lvl>
+  </w:abstractNum>
+  <w:abstractNum w:abstractNumId="2" w15:restartNumberingAfterBreak="0">
+    <w:nsid w:val="147D2185"/>
+    <w:multiLevelType w:val="multilevel"/>
+    <w:tmpl w:val="531EFBEC"/>
+    <w:lvl w:ilvl="0">
+      <w:start w:val="1"/>
+      <w:numFmt w:val="decimal"/>
+      <w:lvlText w:val="%1."/>
+      <w:lvlJc w:val="left"/>
+      <w:pPr>
+        <w:tabs>
+          <w:tab w:val="num" w:pos="720"/>
+        </w:tabs>
+        <w:ind w:left="720" w:hanging="360"/>
+      </w:pPr>
+    </w:lvl>
+    <w:lvl w:ilvl="1" w:tentative="1">
+      <w:start w:val="1"/>
+      <w:numFmt w:val="decimal"/>
+      <w:lvlText w:val="%2."/>
+      <w:lvlJc w:val="left"/>
+      <w:pPr>
+        <w:tabs>
+          <w:tab w:val="num" w:pos="1440"/>
+        </w:tabs>
+        <w:ind w:left="1440" w:hanging="360"/>
+      </w:pPr>
+    </w:lvl>
+    <w:lvl w:ilvl="2" w:tentative="1">
+      <w:start w:val="1"/>
+      <w:numFmt w:val="decimal"/>
+      <w:lvlText w:val="%3."/>
+      <w:lvlJc w:val="left"/>
+      <w:pPr>
+        <w:tabs>
+          <w:tab w:val="num" w:pos="2160"/>
+        </w:tabs>
+        <w:ind w:left="2160" w:hanging="360"/>
+      </w:pPr>
+    </w:lvl>
+    <w:lvl w:ilvl="3" w:tentative="1">
+      <w:start w:val="1"/>
+      <w:numFmt w:val="decimal"/>
+      <w:lvlText w:val="%4."/>
+      <w:lvlJc w:val="left"/>
+      <w:pPr>
+        <w:tabs>
+          <w:tab w:val="num" w:pos="2880"/>
+        </w:tabs>
+        <w:ind w:left="2880" w:hanging="360"/>
+      </w:pPr>
+    </w:lvl>
+    <w:lvl w:ilvl="4" w:tentative="1">
+      <w:start w:val="1"/>
+      <w:numFmt w:val="decimal"/>
+      <w:lvlText w:val="%5."/>
+      <w:lvlJc w:val="left"/>
+      <w:pPr>
+        <w:tabs>
+          <w:tab w:val="num" w:pos="3600"/>
+        </w:tabs>
+        <w:ind w:left="3600" w:hanging="360"/>
+      </w:pPr>
+    </w:lvl>
+    <w:lvl w:ilvl="5" w:tentative="1">
+      <w:start w:val="1"/>
+      <w:numFmt w:val="decimal"/>
+      <w:lvlText w:val="%6."/>
+      <w:lvlJc w:val="left"/>
+      <w:pPr>
+        <w:tabs>
+          <w:tab w:val="num" w:pos="4320"/>
+        </w:tabs>
+        <w:ind w:left="4320" w:hanging="360"/>
+      </w:pPr>
+    </w:lvl>
+    <w:lvl w:ilvl="6" w:tentative="1">
+      <w:start w:val="1"/>
+      <w:numFmt w:val="decimal"/>
+      <w:lvlText w:val="%7."/>
+      <w:lvlJc w:val="left"/>
+      <w:pPr>
+        <w:tabs>
+          <w:tab w:val="num" w:pos="5040"/>
+        </w:tabs>
+        <w:ind w:left="5040" w:hanging="360"/>
+      </w:pPr>
+    </w:lvl>
+    <w:lvl w:ilvl="7" w:tentative="1">
+      <w:start w:val="1"/>
+      <w:numFmt w:val="decimal"/>
+      <w:lvlText w:val="%8."/>
+      <w:lvlJc w:val="left"/>
+      <w:pPr>
+        <w:tabs>
+          <w:tab w:val="num" w:pos="5760"/>
+        </w:tabs>
+        <w:ind w:left="5760" w:hanging="360"/>
+      </w:pPr>
+    </w:lvl>
+    <w:lvl w:ilvl="8" w:tentative="1">
+      <w:start w:val="1"/>
+      <w:numFmt w:val="decimal"/>
+      <w:lvlText w:val="%9."/>
+      <w:lvlJc w:val="left"/>
+      <w:pPr>
+        <w:tabs>
+          <w:tab w:val="num" w:pos="6480"/>
+        </w:tabs>
+        <w:ind w:left="6480" w:hanging="360"/>
+      </w:pPr>
+    </w:lvl>
+  </w:abstractNum>
+  <w:abstractNum w:abstractNumId="3" w15:restartNumberingAfterBreak="0">
+    <w:nsid w:val="15AA4993"/>
+    <w:multiLevelType w:val="multilevel"/>
+    <w:tmpl w:val="531EFBEC"/>
+    <w:lvl w:ilvl="0">
+      <w:start w:val="1"/>
+      <w:numFmt w:val="decimal"/>
+      <w:lvlText w:val="%1."/>
+      <w:lvlJc w:val="left"/>
+      <w:pPr>
+        <w:tabs>
+          <w:tab w:val="num" w:pos="720"/>
+        </w:tabs>
+        <w:ind w:left="720" w:hanging="360"/>
+      </w:pPr>
+    </w:lvl>
+    <w:lvl w:ilvl="1" w:tentative="1">
+      <w:start w:val="1"/>
+      <w:numFmt w:val="decimal"/>
+      <w:lvlText w:val="%2."/>
+      <w:lvlJc w:val="left"/>
+      <w:pPr>
+        <w:tabs>
+          <w:tab w:val="num" w:pos="1440"/>
+        </w:tabs>
+        <w:ind w:left="1440" w:hanging="360"/>
+      </w:pPr>
+    </w:lvl>
+    <w:lvl w:ilvl="2" w:tentative="1">
+      <w:start w:val="1"/>
+      <w:numFmt w:val="decimal"/>
+      <w:lvlText w:val="%3."/>
+      <w:lvlJc w:val="left"/>
+      <w:pPr>
+        <w:tabs>
+          <w:tab w:val="num" w:pos="2160"/>
+        </w:tabs>
+        <w:ind w:left="2160" w:hanging="360"/>
+      </w:pPr>
+    </w:lvl>
+    <w:lvl w:ilvl="3" w:tentative="1">
+      <w:start w:val="1"/>
+      <w:numFmt w:val="decimal"/>
+      <w:lvlText w:val="%4."/>
+      <w:lvlJc w:val="left"/>
+      <w:pPr>
+        <w:tabs>
+          <w:tab w:val="num" w:pos="2880"/>
+        </w:tabs>
+        <w:ind w:left="2880" w:hanging="360"/>
+      </w:pPr>
+    </w:lvl>
+    <w:lvl w:ilvl="4" w:tentative="1">
+      <w:start w:val="1"/>
+      <w:numFmt w:val="decimal"/>
+      <w:lvlText w:val="%5."/>
+      <w:lvlJc w:val="left"/>
+      <w:pPr>
+        <w:tabs>
+          <w:tab w:val="num" w:pos="3600"/>
+        </w:tabs>
+        <w:ind w:left="3600" w:hanging="360"/>
+      </w:pPr>
+    </w:lvl>
+    <w:lvl w:ilvl="5" w:tentative="1">
+      <w:start w:val="1"/>
+      <w:numFmt w:val="decimal"/>
+      <w:lvlText w:val="%6."/>
+      <w:lvlJc w:val="left"/>
+      <w:pPr>
+        <w:tabs>
+          <w:tab w:val="num" w:pos="4320"/>
+        </w:tabs>
+        <w:ind w:left="4320" w:hanging="360"/>
+      </w:pPr>
+    </w:lvl>
+    <w:lvl w:ilvl="6" w:tentative="1">
+      <w:start w:val="1"/>
+      <w:numFmt w:val="decimal"/>
+      <w:lvlText w:val="%7."/>
+      <w:lvlJc w:val="left"/>
+      <w:pPr>
+        <w:tabs>
+          <w:tab w:val="num" w:pos="5040"/>
+        </w:tabs>
+        <w:ind w:left="5040" w:hanging="360"/>
+      </w:pPr>
+    </w:lvl>
+    <w:lvl w:ilvl="7" w:tentative="1">
+      <w:start w:val="1"/>
+      <w:numFmt w:val="decimal"/>
+      <w:lvlText w:val="%8."/>
+      <w:lvlJc w:val="left"/>
+      <w:pPr>
+        <w:tabs>
+          <w:tab w:val="num" w:pos="5760"/>
+        </w:tabs>
+        <w:ind w:left="5760" w:hanging="360"/>
+      </w:pPr>
+    </w:lvl>
+    <w:lvl w:ilvl="8" w:tentative="1">
+      <w:start w:val="1"/>
+      <w:numFmt w:val="decimal"/>
+      <w:lvlText w:val="%9."/>
+      <w:lvlJc w:val="left"/>
+      <w:pPr>
+        <w:tabs>
+          <w:tab w:val="num" w:pos="6480"/>
+        </w:tabs>
+        <w:ind w:left="6480" w:hanging="360"/>
+      </w:pPr>
+    </w:lvl>
+  </w:abstractNum>
+  <w:abstractNum w:abstractNumId="4" w15:restartNumberingAfterBreak="0">
+    <w:nsid w:val="3B8E020F"/>
+    <w:multiLevelType w:val="multilevel"/>
+    <w:tmpl w:val="531EFBEC"/>
+    <w:lvl w:ilvl="0">
+      <w:start w:val="1"/>
+      <w:numFmt w:val="decimal"/>
+      <w:lvlText w:val="%1."/>
+      <w:lvlJc w:val="left"/>
+      <w:pPr>
+        <w:tabs>
+          <w:tab w:val="num" w:pos="720"/>
+        </w:tabs>
+        <w:ind w:left="720" w:hanging="360"/>
+      </w:pPr>
+    </w:lvl>
+    <w:lvl w:ilvl="1" w:tentative="1">
+      <w:start w:val="1"/>
+      <w:numFmt w:val="decimal"/>
+      <w:lvlText w:val="%2."/>
+      <w:lvlJc w:val="left"/>
+      <w:pPr>
+        <w:tabs>
+          <w:tab w:val="num" w:pos="1440"/>
+        </w:tabs>
+        <w:ind w:left="1440" w:hanging="360"/>
+      </w:pPr>
+    </w:lvl>
+    <w:lvl w:ilvl="2" w:tentative="1">
+      <w:start w:val="1"/>
+      <w:numFmt w:val="decimal"/>
+      <w:lvlText w:val="%3."/>
+      <w:lvlJc w:val="left"/>
+      <w:pPr>
+        <w:tabs>
+          <w:tab w:val="num" w:pos="2160"/>
+        </w:tabs>
+        <w:ind w:left="2160" w:hanging="360"/>
+      </w:pPr>
+    </w:lvl>
+    <w:lvl w:ilvl="3" w:tentative="1">
+      <w:start w:val="1"/>
+      <w:numFmt w:val="decimal"/>
+      <w:lvlText w:val="%4."/>
+      <w:lvlJc w:val="left"/>
+      <w:pPr>
+        <w:tabs>
+          <w:tab w:val="num" w:pos="2880"/>
+        </w:tabs>
+        <w:ind w:left="2880" w:hanging="360"/>
+      </w:pPr>
+    </w:lvl>
+    <w:lvl w:ilvl="4" w:tentative="1">
+      <w:start w:val="1"/>
+      <w:numFmt w:val="decimal"/>
+      <w:lvlText w:val="%5."/>
+      <w:lvlJc w:val="left"/>
+      <w:pPr>
+        <w:tabs>
+          <w:tab w:val="num" w:pos="3600"/>
+        </w:tabs>
+        <w:ind w:left="3600" w:hanging="360"/>
+      </w:pPr>
+    </w:lvl>
+    <w:lvl w:ilvl="5" w:tentative="1">
+      <w:start w:val="1"/>
+      <w:numFmt w:val="decimal"/>
+      <w:lvlText w:val="%6."/>
+      <w:lvlJc w:val="left"/>
+      <w:pPr>
+        <w:tabs>
+          <w:tab w:val="num" w:pos="4320"/>
+        </w:tabs>
+        <w:ind w:left="4320" w:hanging="360"/>
+      </w:pPr>
+    </w:lvl>
+    <w:lvl w:ilvl="6" w:tentative="1">
+      <w:start w:val="1"/>
+      <w:numFmt w:val="decimal"/>
+      <w:lvlText w:val="%7."/>
+      <w:lvlJc w:val="left"/>
+      <w:pPr>
+        <w:tabs>
+          <w:tab w:val="num" w:pos="5040"/>
+        </w:tabs>
+        <w:ind w:left="5040" w:hanging="360"/>
+      </w:pPr>
+    </w:lvl>
+    <w:lvl w:ilvl="7" w:tentative="1">
+      <w:start w:val="1"/>
+      <w:numFmt w:val="decimal"/>
+      <w:lvlText w:val="%8."/>
+      <w:lvlJc w:val="left"/>
+      <w:pPr>
+        <w:tabs>
+          <w:tab w:val="num" w:pos="5760"/>
+        </w:tabs>
+        <w:ind w:left="5760" w:hanging="360"/>
+      </w:pPr>
+    </w:lvl>
+    <w:lvl w:ilvl="8" w:tentative="1">
+      <w:start w:val="1"/>
+      <w:numFmt w:val="decimal"/>
+      <w:lvlText w:val="%9."/>
+      <w:lvlJc w:val="left"/>
+      <w:pPr>
+        <w:tabs>
+          <w:tab w:val="num" w:pos="6480"/>
+        </w:tabs>
+        <w:ind w:left="6480" w:hanging="360"/>
+      </w:pPr>
+    </w:lvl>
+  </w:abstractNum>
+  <w:abstractNum w:abstractNumId="5" w15:restartNumberingAfterBreak="0">
+    <w:nsid w:val="423C4849"/>
+    <w:multiLevelType w:val="multilevel"/>
+    <w:tmpl w:val="531EFBEC"/>
+    <w:lvl w:ilvl="0">
+      <w:start w:val="1"/>
+      <w:numFmt w:val="decimal"/>
+      <w:lvlText w:val="%1."/>
+      <w:lvlJc w:val="left"/>
+      <w:pPr>
+        <w:tabs>
+          <w:tab w:val="num" w:pos="720"/>
+        </w:tabs>
+        <w:ind w:left="720" w:hanging="360"/>
+      </w:pPr>
+    </w:lvl>
+    <w:lvl w:ilvl="1" w:tentative="1">
+      <w:start w:val="1"/>
+      <w:numFmt w:val="decimal"/>
+      <w:lvlText w:val="%2."/>
+      <w:lvlJc w:val="left"/>
+      <w:pPr>
+        <w:tabs>
+          <w:tab w:val="num" w:pos="1440"/>
+        </w:tabs>
+        <w:ind w:left="1440" w:hanging="360"/>
+      </w:pPr>
+    </w:lvl>
+    <w:lvl w:ilvl="2" w:tentative="1">
+      <w:start w:val="1"/>
+      <w:numFmt w:val="decimal"/>
+      <w:lvlText w:val="%3."/>
+      <w:lvlJc w:val="left"/>
+      <w:pPr>
+        <w:tabs>
+          <w:tab w:val="num" w:pos="2160"/>
+        </w:tabs>
+        <w:ind w:left="2160" w:hanging="360"/>
+      </w:pPr>
+    </w:lvl>
+    <w:lvl w:ilvl="3" w:tentative="1">
+      <w:start w:val="1"/>
+      <w:numFmt w:val="decimal"/>
+      <w:lvlText w:val="%4."/>
+      <w:lvlJc w:val="left"/>
+      <w:pPr>
+        <w:tabs>
+          <w:tab w:val="num" w:pos="2880"/>
+        </w:tabs>
+        <w:ind w:left="2880" w:hanging="360"/>
+      </w:pPr>
+    </w:lvl>
+    <w:lvl w:ilvl="4" w:tentative="1">
+      <w:start w:val="1"/>
+      <w:numFmt w:val="decimal"/>
+      <w:lvlText w:val="%5."/>
+      <w:lvlJc w:val="left"/>
+      <w:pPr>
+        <w:tabs>
+          <w:tab w:val="num" w:pos="3600"/>
+        </w:tabs>
+        <w:ind w:left="3600" w:hanging="360"/>
+      </w:pPr>
+    </w:lvl>
+    <w:lvl w:ilvl="5" w:tentative="1">
+      <w:start w:val="1"/>
+      <w:numFmt w:val="decimal"/>
+      <w:lvlText w:val="%6."/>
+      <w:lvlJc w:val="left"/>
+      <w:pPr>
+        <w:tabs>
+          <w:tab w:val="num" w:pos="4320"/>
+        </w:tabs>
+        <w:ind w:left="4320" w:hanging="360"/>
+      </w:pPr>
+    </w:lvl>
+    <w:lvl w:ilvl="6" w:tentative="1">
+      <w:start w:val="1"/>
+      <w:numFmt w:val="decimal"/>
+      <w:lvlText w:val="%7."/>
+      <w:lvlJc w:val="left"/>
+      <w:pPr>
+        <w:tabs>
+          <w:tab w:val="num" w:pos="5040"/>
+        </w:tabs>
+        <w:ind w:left="5040" w:hanging="360"/>
+      </w:pPr>
+    </w:lvl>
+    <w:lvl w:ilvl="7" w:tentative="1">
+      <w:start w:val="1"/>
+      <w:numFmt w:val="decimal"/>
+      <w:lvlText w:val="%8."/>
+      <w:lvlJc w:val="left"/>
+      <w:pPr>
+        <w:tabs>
+          <w:tab w:val="num" w:pos="5760"/>
+        </w:tabs>
+        <w:ind w:left="5760" w:hanging="360"/>
+      </w:pPr>
+    </w:lvl>
+    <w:lvl w:ilvl="8" w:tentative="1">
+      <w:start w:val="1"/>
+      <w:numFmt w:val="decimal"/>
+      <w:lvlText w:val="%9."/>
+      <w:lvlJc w:val="left"/>
+      <w:pPr>
+        <w:tabs>
+          <w:tab w:val="num" w:pos="6480"/>
+        </w:tabs>
+        <w:ind w:left="6480" w:hanging="360"/>
+      </w:pPr>
+    </w:lvl>
+  </w:abstractNum>
+  <w:abstractNum w:abstractNumId="6" w15:restartNumberingAfterBreak="0">
+    <w:nsid w:val="48BE5B85"/>
+    <w:multiLevelType w:val="multilevel"/>
+    <w:tmpl w:val="531EFBEC"/>
+    <w:lvl w:ilvl="0">
+      <w:start w:val="1"/>
+      <w:numFmt w:val="decimal"/>
+      <w:lvlText w:val="%1."/>
+      <w:lvlJc w:val="left"/>
+      <w:pPr>
+        <w:tabs>
+          <w:tab w:val="num" w:pos="720"/>
+        </w:tabs>
+        <w:ind w:left="720" w:hanging="360"/>
+      </w:pPr>
+    </w:lvl>
+    <w:lvl w:ilvl="1" w:tentative="1">
+      <w:start w:val="1"/>
+      <w:numFmt w:val="decimal"/>
+      <w:lvlText w:val="%2."/>
+      <w:lvlJc w:val="left"/>
+      <w:pPr>
+        <w:tabs>
+          <w:tab w:val="num" w:pos="1440"/>
+        </w:tabs>
+        <w:ind w:left="1440" w:hanging="360"/>
+      </w:pPr>
+    </w:lvl>
+    <w:lvl w:ilvl="2" w:tentative="1">
+      <w:start w:val="1"/>
+      <w:numFmt w:val="decimal"/>
+      <w:lvlText w:val="%3."/>
+      <w:lvlJc w:val="left"/>
+      <w:pPr>
+        <w:tabs>
+          <w:tab w:val="num" w:pos="2160"/>
+        </w:tabs>
+        <w:ind w:left="2160" w:hanging="360"/>
+      </w:pPr>
+    </w:lvl>
+    <w:lvl w:ilvl="3" w:tentative="1">
+      <w:start w:val="1"/>
+      <w:numFmt w:val="decimal"/>
+      <w:lvlText w:val="%4."/>
+      <w:lvlJc w:val="left"/>
+      <w:pPr>
+        <w:tabs>
+          <w:tab w:val="num" w:pos="2880"/>
+        </w:tabs>
+        <w:ind w:left="2880" w:hanging="360"/>
+      </w:pPr>
+    </w:lvl>
+    <w:lvl w:ilvl="4" w:tentative="1">
+      <w:start w:val="1"/>
+      <w:numFmt w:val="decimal"/>
+      <w:lvlText w:val="%5."/>
+      <w:lvlJc w:val="left"/>
+      <w:pPr>
+        <w:tabs>
+          <w:tab w:val="num" w:pos="3600"/>
+        </w:tabs>
+        <w:ind w:left="3600" w:hanging="360"/>
+      </w:pPr>
+    </w:lvl>
+    <w:lvl w:ilvl="5" w:tentative="1">
+      <w:start w:val="1"/>
+      <w:numFmt w:val="decimal"/>
+      <w:lvlText w:val="%6."/>
+      <w:lvlJc w:val="left"/>
+      <w:pPr>
+        <w:tabs>
+          <w:tab w:val="num" w:pos="4320"/>
+        </w:tabs>
+        <w:ind w:left="4320" w:hanging="360"/>
+      </w:pPr>
+    </w:lvl>
+    <w:lvl w:ilvl="6" w:tentative="1">
+      <w:start w:val="1"/>
+      <w:numFmt w:val="decimal"/>
+      <w:lvlText w:val="%7."/>
+      <w:lvlJc w:val="left"/>
+      <w:pPr>
+        <w:tabs>
+          <w:tab w:val="num" w:pos="5040"/>
+        </w:tabs>
+        <w:ind w:left="5040" w:hanging="360"/>
+      </w:pPr>
+    </w:lvl>
+    <w:lvl w:ilvl="7" w:tentative="1">
+      <w:start w:val="1"/>
+      <w:numFmt w:val="decimal"/>
+      <w:lvlText w:val="%8."/>
+      <w:lvlJc w:val="left"/>
+      <w:pPr>
+        <w:tabs>
+          <w:tab w:val="num" w:pos="5760"/>
+        </w:tabs>
+        <w:ind w:left="5760" w:hanging="360"/>
+      </w:pPr>
+    </w:lvl>
+    <w:lvl w:ilvl="8" w:tentative="1">
+      <w:start w:val="1"/>
+      <w:numFmt w:val="decimal"/>
+      <w:lvlText w:val="%9."/>
+      <w:lvlJc w:val="left"/>
+      <w:pPr>
+        <w:tabs>
+          <w:tab w:val="num" w:pos="6480"/>
+        </w:tabs>
+        <w:ind w:left="6480" w:hanging="360"/>
+      </w:pPr>
+    </w:lvl>
+  </w:abstractNum>
+  <w:abstractNum w:abstractNumId="7" w15:restartNumberingAfterBreak="0">
+    <w:nsid w:val="4E9C05C9"/>
+    <w:multiLevelType w:val="multilevel"/>
+    <w:tmpl w:val="531EFBEC"/>
+    <w:lvl w:ilvl="0">
+      <w:start w:val="1"/>
+      <w:numFmt w:val="decimal"/>
+      <w:lvlText w:val="%1."/>
+      <w:lvlJc w:val="left"/>
+      <w:pPr>
+        <w:tabs>
+          <w:tab w:val="num" w:pos="720"/>
+        </w:tabs>
+        <w:ind w:left="720" w:hanging="360"/>
+      </w:pPr>
+    </w:lvl>
+    <w:lvl w:ilvl="1" w:tentative="1">
+      <w:start w:val="1"/>
+      <w:numFmt w:val="decimal"/>
+      <w:lvlText w:val="%2."/>
+      <w:lvlJc w:val="left"/>
+      <w:pPr>
+        <w:tabs>
+          <w:tab w:val="num" w:pos="1440"/>
+        </w:tabs>
+        <w:ind w:left="1440" w:hanging="360"/>
+      </w:pPr>
+    </w:lvl>
+    <w:lvl w:ilvl="2" w:tentative="1">
+      <w:start w:val="1"/>
+      <w:numFmt w:val="decimal"/>
+      <w:lvlText w:val="%3."/>
+      <w:lvlJc w:val="left"/>
+      <w:pPr>
+        <w:tabs>
+          <w:tab w:val="num" w:pos="2160"/>
+        </w:tabs>
+        <w:ind w:left="2160" w:hanging="360"/>
+      </w:pPr>
+    </w:lvl>
+    <w:lvl w:ilvl="3" w:tentative="1">
+      <w:start w:val="1"/>
+      <w:numFmt w:val="decimal"/>
+      <w:lvlText w:val="%4."/>
+      <w:lvlJc w:val="left"/>
+      <w:pPr>
+        <w:tabs>
+          <w:tab w:val="num" w:pos="2880"/>
+        </w:tabs>
+        <w:ind w:left="2880" w:hanging="360"/>
+      </w:pPr>
+    </w:lvl>
+    <w:lvl w:ilvl="4" w:tentative="1">
+      <w:start w:val="1"/>
+      <w:numFmt w:val="decimal"/>
+      <w:lvlText w:val="%5."/>
+      <w:lvlJc w:val="left"/>
+      <w:pPr>
+        <w:tabs>
+          <w:tab w:val="num" w:pos="3600"/>
+        </w:tabs>
+        <w:ind w:left="3600" w:hanging="360"/>
+      </w:pPr>
+    </w:lvl>
+    <w:lvl w:ilvl="5" w:tentative="1">
+      <w:start w:val="1"/>
+      <w:numFmt w:val="decimal"/>
+      <w:lvlText w:val="%6."/>
+      <w:lvlJc w:val="left"/>
+      <w:pPr>
+        <w:tabs>
+          <w:tab w:val="num" w:pos="4320"/>
+        </w:tabs>
+        <w:ind w:left="4320" w:hanging="360"/>
+      </w:pPr>
+    </w:lvl>
+    <w:lvl w:ilvl="6" w:tentative="1">
+      <w:start w:val="1"/>
+      <w:numFmt w:val="decimal"/>
+      <w:lvlText w:val="%7."/>
+      <w:lvlJc w:val="left"/>
+      <w:pPr>
+        <w:tabs>
+          <w:tab w:val="num" w:pos="5040"/>
+        </w:tabs>
+        <w:ind w:left="5040" w:hanging="360"/>
+      </w:pPr>
+    </w:lvl>
+    <w:lvl w:ilvl="7" w:tentative="1">
+      <w:start w:val="1"/>
+      <w:numFmt w:val="decimal"/>
+      <w:lvlText w:val="%8."/>
+      <w:lvlJc w:val="left"/>
+      <w:pPr>
+        <w:tabs>
+          <w:tab w:val="num" w:pos="5760"/>
+        </w:tabs>
+        <w:ind w:left="5760" w:hanging="360"/>
+      </w:pPr>
+    </w:lvl>
+    <w:lvl w:ilvl="8" w:tentative="1">
+      <w:start w:val="1"/>
+      <w:numFmt w:val="decimal"/>
+      <w:lvlText w:val="%9."/>
+      <w:lvlJc w:val="left"/>
+      <w:pPr>
+        <w:tabs>
+          <w:tab w:val="num" w:pos="6480"/>
+        </w:tabs>
+        <w:ind w:left="6480" w:hanging="360"/>
+      </w:pPr>
+    </w:lvl>
+  </w:abstractNum>
+  <w:abstractNum w:abstractNumId="8" w15:restartNumberingAfterBreak="0">
+    <w:nsid w:val="54446B18"/>
+    <w:multiLevelType w:val="multilevel"/>
+    <w:tmpl w:val="531EFBEC"/>
+    <w:lvl w:ilvl="0">
+      <w:start w:val="1"/>
+      <w:numFmt w:val="decimal"/>
+      <w:lvlText w:val="%1."/>
+      <w:lvlJc w:val="left"/>
+      <w:pPr>
+        <w:tabs>
+          <w:tab w:val="num" w:pos="720"/>
+        </w:tabs>
+        <w:ind w:left="720" w:hanging="360"/>
+      </w:pPr>
+    </w:lvl>
+    <w:lvl w:ilvl="1" w:tentative="1">
+      <w:start w:val="1"/>
+      <w:numFmt w:val="decimal"/>
+      <w:lvlText w:val="%2."/>
+      <w:lvlJc w:val="left"/>
+      <w:pPr>
+        <w:tabs>
+          <w:tab w:val="num" w:pos="1440"/>
+        </w:tabs>
+        <w:ind w:left="1440" w:hanging="360"/>
+      </w:pPr>
+    </w:lvl>
+    <w:lvl w:ilvl="2" w:tentative="1">
+      <w:start w:val="1"/>
+      <w:numFmt w:val="decimal"/>
+      <w:lvlText w:val="%3."/>
+      <w:lvlJc w:val="left"/>
+      <w:pPr>
+        <w:tabs>
+          <w:tab w:val="num" w:pos="2160"/>
+        </w:tabs>
+        <w:ind w:left="2160" w:hanging="360"/>
+      </w:pPr>
+    </w:lvl>
+    <w:lvl w:ilvl="3" w:tentative="1">
+      <w:start w:val="1"/>
+      <w:numFmt w:val="decimal"/>
+      <w:lvlText w:val="%4."/>
+      <w:lvlJc w:val="left"/>
+      <w:pPr>
+        <w:tabs>
+          <w:tab w:val="num" w:pos="2880"/>
+        </w:tabs>
+        <w:ind w:left="2880" w:hanging="360"/>
+      </w:pPr>
+    </w:lvl>
+    <w:lvl w:ilvl="4" w:tentative="1">
+      <w:start w:val="1"/>
+      <w:numFmt w:val="decimal"/>
+      <w:lvlText w:val="%5."/>
+      <w:lvlJc w:val="left"/>
+      <w:pPr>
+        <w:tabs>
+          <w:tab w:val="num" w:pos="3600"/>
+        </w:tabs>
+        <w:ind w:left="3600" w:hanging="360"/>
+      </w:pPr>
+    </w:lvl>
+    <w:lvl w:ilvl="5" w:tentative="1">
+      <w:start w:val="1"/>
+      <w:numFmt w:val="decimal"/>
+      <w:lvlText w:val="%6."/>
+      <w:lvlJc w:val="left"/>
+      <w:pPr>
+        <w:tabs>
+          <w:tab w:val="num" w:pos="4320"/>
+        </w:tabs>
+        <w:ind w:left="4320" w:hanging="360"/>
+      </w:pPr>
+    </w:lvl>
+    <w:lvl w:ilvl="6" w:tentative="1">
+      <w:start w:val="1"/>
+      <w:numFmt w:val="decimal"/>
+      <w:lvlText w:val="%7."/>
+      <w:lvlJc w:val="left"/>
+      <w:pPr>
+        <w:tabs>
+          <w:tab w:val="num" w:pos="5040"/>
+        </w:tabs>
+        <w:ind w:left="5040" w:hanging="360"/>
+      </w:pPr>
+    </w:lvl>
+    <w:lvl w:ilvl="7" w:tentative="1">
+      <w:start w:val="1"/>
+      <w:numFmt w:val="decimal"/>
+      <w:lvlText w:val="%8."/>
+      <w:lvlJc w:val="left"/>
+      <w:pPr>
+        <w:tabs>
+          <w:tab w:val="num" w:pos="5760"/>
+        </w:tabs>
+        <w:ind w:left="5760" w:hanging="360"/>
+      </w:pPr>
+    </w:lvl>
+    <w:lvl w:ilvl="8" w:tentative="1">
+      <w:start w:val="1"/>
+      <w:numFmt w:val="decimal"/>
+      <w:lvlText w:val="%9."/>
+      <w:lvlJc w:val="left"/>
+      <w:pPr>
+        <w:tabs>
+          <w:tab w:val="num" w:pos="6480"/>
+        </w:tabs>
+        <w:ind w:left="6480" w:hanging="360"/>
+      </w:pPr>
+    </w:lvl>
+  </w:abstractNum>
+  <w:abstractNum w:abstractNumId="9" w15:restartNumberingAfterBreak="0">
     <w:nsid w:val="615C4C05"/>
     <w:multiLevelType w:val="multilevel"/>
     <w:tmpl w:val="531EFBEC"/>
@@ -821,8 +2336,267 @@
       </w:pPr>
     </w:lvl>
   </w:abstractNum>
+  <w:abstractNum w:abstractNumId="10" w15:restartNumberingAfterBreak="0">
+    <w:nsid w:val="69DC77F9"/>
+    <w:multiLevelType w:val="multilevel"/>
+    <w:tmpl w:val="531EFBEC"/>
+    <w:lvl w:ilvl="0">
+      <w:start w:val="1"/>
+      <w:numFmt w:val="decimal"/>
+      <w:lvlText w:val="%1."/>
+      <w:lvlJc w:val="left"/>
+      <w:pPr>
+        <w:tabs>
+          <w:tab w:val="num" w:pos="720"/>
+        </w:tabs>
+        <w:ind w:left="720" w:hanging="360"/>
+      </w:pPr>
+    </w:lvl>
+    <w:lvl w:ilvl="1" w:tentative="1">
+      <w:start w:val="1"/>
+      <w:numFmt w:val="decimal"/>
+      <w:lvlText w:val="%2."/>
+      <w:lvlJc w:val="left"/>
+      <w:pPr>
+        <w:tabs>
+          <w:tab w:val="num" w:pos="1440"/>
+        </w:tabs>
+        <w:ind w:left="1440" w:hanging="360"/>
+      </w:pPr>
+    </w:lvl>
+    <w:lvl w:ilvl="2" w:tentative="1">
+      <w:start w:val="1"/>
+      <w:numFmt w:val="decimal"/>
+      <w:lvlText w:val="%3."/>
+      <w:lvlJc w:val="left"/>
+      <w:pPr>
+        <w:tabs>
+          <w:tab w:val="num" w:pos="2160"/>
+        </w:tabs>
+        <w:ind w:left="2160" w:hanging="360"/>
+      </w:pPr>
+    </w:lvl>
+    <w:lvl w:ilvl="3" w:tentative="1">
+      <w:start w:val="1"/>
+      <w:numFmt w:val="decimal"/>
+      <w:lvlText w:val="%4."/>
+      <w:lvlJc w:val="left"/>
+      <w:pPr>
+        <w:tabs>
+          <w:tab w:val="num" w:pos="2880"/>
+        </w:tabs>
+        <w:ind w:left="2880" w:hanging="360"/>
+      </w:pPr>
+    </w:lvl>
+    <w:lvl w:ilvl="4" w:tentative="1">
+      <w:start w:val="1"/>
+      <w:numFmt w:val="decimal"/>
+      <w:lvlText w:val="%5."/>
+      <w:lvlJc w:val="left"/>
+      <w:pPr>
+        <w:tabs>
+          <w:tab w:val="num" w:pos="3600"/>
+        </w:tabs>
+        <w:ind w:left="3600" w:hanging="360"/>
+      </w:pPr>
+    </w:lvl>
+    <w:lvl w:ilvl="5" w:tentative="1">
+      <w:start w:val="1"/>
+      <w:numFmt w:val="decimal"/>
+      <w:lvlText w:val="%6."/>
+      <w:lvlJc w:val="left"/>
+      <w:pPr>
+        <w:tabs>
+          <w:tab w:val="num" w:pos="4320"/>
+        </w:tabs>
+        <w:ind w:left="4320" w:hanging="360"/>
+      </w:pPr>
+    </w:lvl>
+    <w:lvl w:ilvl="6" w:tentative="1">
+      <w:start w:val="1"/>
+      <w:numFmt w:val="decimal"/>
+      <w:lvlText w:val="%7."/>
+      <w:lvlJc w:val="left"/>
+      <w:pPr>
+        <w:tabs>
+          <w:tab w:val="num" w:pos="5040"/>
+        </w:tabs>
+        <w:ind w:left="5040" w:hanging="360"/>
+      </w:pPr>
+    </w:lvl>
+    <w:lvl w:ilvl="7" w:tentative="1">
+      <w:start w:val="1"/>
+      <w:numFmt w:val="decimal"/>
+      <w:lvlText w:val="%8."/>
+      <w:lvlJc w:val="left"/>
+      <w:pPr>
+        <w:tabs>
+          <w:tab w:val="num" w:pos="5760"/>
+        </w:tabs>
+        <w:ind w:left="5760" w:hanging="360"/>
+      </w:pPr>
+    </w:lvl>
+    <w:lvl w:ilvl="8" w:tentative="1">
+      <w:start w:val="1"/>
+      <w:numFmt w:val="decimal"/>
+      <w:lvlText w:val="%9."/>
+      <w:lvlJc w:val="left"/>
+      <w:pPr>
+        <w:tabs>
+          <w:tab w:val="num" w:pos="6480"/>
+        </w:tabs>
+        <w:ind w:left="6480" w:hanging="360"/>
+      </w:pPr>
+    </w:lvl>
+  </w:abstractNum>
+  <w:abstractNum w:abstractNumId="11" w15:restartNumberingAfterBreak="0">
+    <w:nsid w:val="6D5C218A"/>
+    <w:multiLevelType w:val="multilevel"/>
+    <w:tmpl w:val="531EFBEC"/>
+    <w:lvl w:ilvl="0">
+      <w:start w:val="1"/>
+      <w:numFmt w:val="decimal"/>
+      <w:lvlText w:val="%1."/>
+      <w:lvlJc w:val="left"/>
+      <w:pPr>
+        <w:tabs>
+          <w:tab w:val="num" w:pos="720"/>
+        </w:tabs>
+        <w:ind w:left="720" w:hanging="360"/>
+      </w:pPr>
+    </w:lvl>
+    <w:lvl w:ilvl="1" w:tentative="1">
+      <w:start w:val="1"/>
+      <w:numFmt w:val="decimal"/>
+      <w:lvlText w:val="%2."/>
+      <w:lvlJc w:val="left"/>
+      <w:pPr>
+        <w:tabs>
+          <w:tab w:val="num" w:pos="1440"/>
+        </w:tabs>
+        <w:ind w:left="1440" w:hanging="360"/>
+      </w:pPr>
+    </w:lvl>
+    <w:lvl w:ilvl="2" w:tentative="1">
+      <w:start w:val="1"/>
+      <w:numFmt w:val="decimal"/>
+      <w:lvlText w:val="%3."/>
+      <w:lvlJc w:val="left"/>
+      <w:pPr>
+        <w:tabs>
+          <w:tab w:val="num" w:pos="2160"/>
+        </w:tabs>
+        <w:ind w:left="2160" w:hanging="360"/>
+      </w:pPr>
+    </w:lvl>
+    <w:lvl w:ilvl="3" w:tentative="1">
+      <w:start w:val="1"/>
+      <w:numFmt w:val="decimal"/>
+      <w:lvlText w:val="%4."/>
+      <w:lvlJc w:val="left"/>
+      <w:pPr>
+        <w:tabs>
+          <w:tab w:val="num" w:pos="2880"/>
+        </w:tabs>
+        <w:ind w:left="2880" w:hanging="360"/>
+      </w:pPr>
+    </w:lvl>
+    <w:lvl w:ilvl="4" w:tentative="1">
+      <w:start w:val="1"/>
+      <w:numFmt w:val="decimal"/>
+      <w:lvlText w:val="%5."/>
+      <w:lvlJc w:val="left"/>
+      <w:pPr>
+        <w:tabs>
+          <w:tab w:val="num" w:pos="3600"/>
+        </w:tabs>
+        <w:ind w:left="3600" w:hanging="360"/>
+      </w:pPr>
+    </w:lvl>
+    <w:lvl w:ilvl="5" w:tentative="1">
+      <w:start w:val="1"/>
+      <w:numFmt w:val="decimal"/>
+      <w:lvlText w:val="%6."/>
+      <w:lvlJc w:val="left"/>
+      <w:pPr>
+        <w:tabs>
+          <w:tab w:val="num" w:pos="4320"/>
+        </w:tabs>
+        <w:ind w:left="4320" w:hanging="360"/>
+      </w:pPr>
+    </w:lvl>
+    <w:lvl w:ilvl="6" w:tentative="1">
+      <w:start w:val="1"/>
+      <w:numFmt w:val="decimal"/>
+      <w:lvlText w:val="%7."/>
+      <w:lvlJc w:val="left"/>
+      <w:pPr>
+        <w:tabs>
+          <w:tab w:val="num" w:pos="5040"/>
+        </w:tabs>
+        <w:ind w:left="5040" w:hanging="360"/>
+      </w:pPr>
+    </w:lvl>
+    <w:lvl w:ilvl="7" w:tentative="1">
+      <w:start w:val="1"/>
+      <w:numFmt w:val="decimal"/>
+      <w:lvlText w:val="%8."/>
+      <w:lvlJc w:val="left"/>
+      <w:pPr>
+        <w:tabs>
+          <w:tab w:val="num" w:pos="5760"/>
+        </w:tabs>
+        <w:ind w:left="5760" w:hanging="360"/>
+      </w:pPr>
+    </w:lvl>
+    <w:lvl w:ilvl="8" w:tentative="1">
+      <w:start w:val="1"/>
+      <w:numFmt w:val="decimal"/>
+      <w:lvlText w:val="%9."/>
+      <w:lvlJc w:val="left"/>
+      <w:pPr>
+        <w:tabs>
+          <w:tab w:val="num" w:pos="6480"/>
+        </w:tabs>
+        <w:ind w:left="6480" w:hanging="360"/>
+      </w:pPr>
+    </w:lvl>
+  </w:abstractNum>
   <w:num w:numId="1" w16cid:durableId="390084959">
+    <w:abstractNumId w:val="9"/>
+  </w:num>
+  <w:num w:numId="2" w16cid:durableId="1889993313">
+    <w:abstractNumId w:val="11"/>
+  </w:num>
+  <w:num w:numId="3" w16cid:durableId="1232500156">
+    <w:abstractNumId w:val="5"/>
+  </w:num>
+  <w:num w:numId="4" w16cid:durableId="1080443881">
+    <w:abstractNumId w:val="3"/>
+  </w:num>
+  <w:num w:numId="5" w16cid:durableId="1613245415">
+    <w:abstractNumId w:val="10"/>
+  </w:num>
+  <w:num w:numId="6" w16cid:durableId="1411930424">
+    <w:abstractNumId w:val="8"/>
+  </w:num>
+  <w:num w:numId="7" w16cid:durableId="1618179995">
     <w:abstractNumId w:val="0"/>
+  </w:num>
+  <w:num w:numId="8" w16cid:durableId="686832132">
+    <w:abstractNumId w:val="7"/>
+  </w:num>
+  <w:num w:numId="9" w16cid:durableId="865560454">
+    <w:abstractNumId w:val="2"/>
+  </w:num>
+  <w:num w:numId="10" w16cid:durableId="1678925622">
+    <w:abstractNumId w:val="1"/>
+  </w:num>
+  <w:num w:numId="11" w16cid:durableId="441582451">
+    <w:abstractNumId w:val="4"/>
+  </w:num>
+  <w:num w:numId="12" w16cid:durableId="1325939484">
+    <w:abstractNumId w:val="6"/>
   </w:num>
 </w:numbering>
 </file>
@@ -836,7 +2610,7 @@
         <w:kern w:val="2"/>
         <w:sz w:val="22"/>
         <w:szCs w:val="22"/>
-        <w:lang w:eastAsia="en-US" w:bidi="ar-SA"/>
+        <w:lang w:val="en-US" w:eastAsia="en-US" w:bidi="ar-SA"/>
         <w14:ligatures w14:val="standardContextual"/>
       </w:rPr>
     </w:rPrDefault>
@@ -1227,11 +3001,11 @@
   <w:style w:type="paragraph" w:default="1" w:styleId="Normal">
     <w:name w:val="Normal"/>
     <w:qFormat/>
+    <w:rsid w:val="00053F01"/>
   </w:style>
   <w:style w:type="character" w:default="1" w:styleId="DefaultParagraphFont">
     <w:name w:val="Default Paragraph Font"/>
     <w:uiPriority w:val="1"/>
-    <w:semiHidden/>
     <w:unhideWhenUsed/>
   </w:style>
   <w:style w:type="table" w:default="1" w:styleId="TableNormal">
@@ -1559,12 +3333,14 @@
 </file>
 
 <file path=customXml/item1.xml><?xml version="1.0" encoding="utf-8"?>
-<?mso-contentType ?>
-<FormTemplates xmlns="http://schemas.microsoft.com/sharepoint/v3/contenttype/forms">
-  <Display>DocumentLibraryForm</Display>
-  <Edit>DocumentLibraryForm</Edit>
-  <New>DocumentLibraryForm</New>
-</FormTemplates>
+<p:properties xmlns:p="http://schemas.microsoft.com/office/2006/metadata/properties" xmlns:xsi="http://www.w3.org/2001/XMLSchema-instance" xmlns:pc="http://schemas.microsoft.com/office/infopath/2007/PartnerControls">
+  <documentManagement>
+    <TaxCatchAll xmlns="50209d98-a99c-4cfe-892b-875ac9c94149" xsi:nil="true"/>
+    <lcf76f155ced4ddcb4097134ff3c332f xmlns="b7dbc9d1-fcb5-49bb-b83f-c5fb50d5b296">
+      <Terms xmlns="http://schemas.microsoft.com/office/infopath/2007/PartnerControls"/>
+    </lcf76f155ced4ddcb4097134ff3c332f>
+  </documentManagement>
+</p:properties>
 </file>
 
 <file path=customXml/item2.xml><?xml version="1.0" encoding="utf-8"?>
@@ -1803,20 +3579,21 @@
 </file>
 
 <file path=customXml/item3.xml><?xml version="1.0" encoding="utf-8"?>
-<p:properties xmlns:p="http://schemas.microsoft.com/office/2006/metadata/properties" xmlns:xsi="http://www.w3.org/2001/XMLSchema-instance" xmlns:pc="http://schemas.microsoft.com/office/infopath/2007/PartnerControls">
-  <documentManagement>
-    <TaxCatchAll xmlns="50209d98-a99c-4cfe-892b-875ac9c94149" xsi:nil="true"/>
-    <lcf76f155ced4ddcb4097134ff3c332f xmlns="b7dbc9d1-fcb5-49bb-b83f-c5fb50d5b296">
-      <Terms xmlns="http://schemas.microsoft.com/office/infopath/2007/PartnerControls"/>
-    </lcf76f155ced4ddcb4097134ff3c332f>
-  </documentManagement>
-</p:properties>
+<?mso-contentType ?>
+<FormTemplates xmlns="http://schemas.microsoft.com/sharepoint/v3/contenttype/forms">
+  <Display>DocumentLibraryForm</Display>
+  <Edit>DocumentLibraryForm</Edit>
+  <New>DocumentLibraryForm</New>
+</FormTemplates>
 </file>
 
 <file path=customXml/itemProps1.xml><?xml version="1.0" encoding="utf-8"?>
-<ds:datastoreItem xmlns:ds="http://schemas.openxmlformats.org/officeDocument/2006/customXml" ds:itemID="{F7CAB90C-499D-45CE-B99C-E9F8066A893D}">
+<ds:datastoreItem xmlns:ds="http://schemas.openxmlformats.org/officeDocument/2006/customXml" ds:itemID="{7FB87754-1562-4D81-947E-36873C6F002A}">
   <ds:schemaRefs>
-    <ds:schemaRef ds:uri="http://schemas.microsoft.com/sharepoint/v3/contenttype/forms"/>
+    <ds:schemaRef ds:uri="http://schemas.microsoft.com/office/2006/metadata/properties"/>
+    <ds:schemaRef ds:uri="http://schemas.microsoft.com/office/infopath/2007/PartnerControls"/>
+    <ds:schemaRef ds:uri="50209d98-a99c-4cfe-892b-875ac9c94149"/>
+    <ds:schemaRef ds:uri="b7dbc9d1-fcb5-49bb-b83f-c5fb50d5b296"/>
   </ds:schemaRefs>
 </ds:datastoreItem>
 </file>
@@ -1841,12 +3618,9 @@
 </file>
 
 <file path=customXml/itemProps3.xml><?xml version="1.0" encoding="utf-8"?>
-<ds:datastoreItem xmlns:ds="http://schemas.openxmlformats.org/officeDocument/2006/customXml" ds:itemID="{7FB87754-1562-4D81-947E-36873C6F002A}">
+<ds:datastoreItem xmlns:ds="http://schemas.openxmlformats.org/officeDocument/2006/customXml" ds:itemID="{F7CAB90C-499D-45CE-B99C-E9F8066A893D}">
   <ds:schemaRefs>
-    <ds:schemaRef ds:uri="http://schemas.microsoft.com/office/2006/metadata/properties"/>
-    <ds:schemaRef ds:uri="http://schemas.microsoft.com/office/infopath/2007/PartnerControls"/>
-    <ds:schemaRef ds:uri="50209d98-a99c-4cfe-892b-875ac9c94149"/>
-    <ds:schemaRef ds:uri="b7dbc9d1-fcb5-49bb-b83f-c5fb50d5b296"/>
+    <ds:schemaRef ds:uri="http://schemas.microsoft.com/sharepoint/v3/contenttype/forms"/>
   </ds:schemaRefs>
 </ds:datastoreItem>
 </file>